--- a/docs/master/doc/08_REVIEW_CHECKLIST_OPEN_DECISIONS.docx
+++ b/docs/master/doc/08_REVIEW_CHECKLIST_OPEN_DECISIONS.docx
@@ -10,7 +10,7 @@
         <w:t xml:space="preserve">08_REVIEW_CHECKLIST_OPEN_DECISIONS</w:t>
       </w:r>
     </w:p>
-    <w:bookmarkStart w:id="34" w:name="검토용-체크리스트-확정-필요-항목"/>
+    <w:bookmarkStart w:id="35" w:name="검토용-체크리스트-확정-필요-항목"/>
     <w:p>
       <w:pPr>
         <w:pStyle w:val="Heading1"/>
@@ -1415,7 +1415,34 @@
               <w:jc w:val="left"/>
             </w:pPr>
             <w:r>
-              <w:t xml:space="preserve">False Positive 3회 이상</w:t>
+              <w:t xml:space="preserve">설계서는 3회 이상, 실제 계약</w:t>
+            </w:r>
+            <w:r>
+              <w:t xml:space="preserve"> </w:t>
+            </w:r>
+            <w:r>
+              <w:rPr>
+                <w:rStyle w:val="VerbatimChar"/>
+              </w:rPr>
+              <w:t xml:space="preserve">contracts/reusable-pattern-memory.v1.schema.json</w:t>
+            </w:r>
+            <w:r>
+              <w:t xml:space="preserve">은</w:t>
+            </w:r>
+            <w:r>
+              <w:t xml:space="preserve"> </w:t>
+            </w:r>
+            <w:r>
+              <w:rPr>
+                <w:rStyle w:val="VerbatimChar"/>
+              </w:rPr>
+              <w:t xml:space="preserve">independent_reproduction_count</w:t>
+            </w:r>
+            <w:r>
+              <w:t xml:space="preserve"> </w:t>
+            </w:r>
+            <w:r>
+              <w:t xml:space="preserve">최소 2회 — 계약값으로 정정 필요</w:t>
             </w:r>
           </w:p>
         </w:tc>
@@ -1445,7 +1472,7 @@
                 <w:rPr>
                   <w:rStyle w:val="Hyperlink"/>
                 </w:rPr>
-                <w:t xml:space="preserve">04</w:t>
+                <w:t xml:space="preserve">04 §5</w:t>
               </w:r>
             </w:hyperlink>
           </w:p>
@@ -1458,7 +1485,7 @@
               <w:jc w:val="left"/>
             </w:pPr>
             <w:r>
-              <w:t xml:space="preserve">DRAFT</w:t>
+              <w:t xml:space="preserve">CONTRACT_MISMATCH</w:t>
             </w:r>
           </w:p>
         </w:tc>
@@ -2047,13 +2074,51 @@
       </w:tr>
     </w:tbl>
     <w:bookmarkEnd w:id="32"/>
-    <w:bookmarkStart w:id="33" w:name="f.-문서-거버넌스-참고-결정-아님"/>
+    <w:bookmarkStart w:id="33" w:name="g.-계약-정합성-엔지니어링-신규-2026-08-07-발견"/>
     <w:p>
       <w:pPr>
         <w:pStyle w:val="Heading2"/>
       </w:pPr>
       <w:r>
-        <w:t xml:space="preserve">F. 문서 거버넌스 (참고, 결정 아님)</w:t>
+        <w:t xml:space="preserve">G. 계약 정합성 (엔지니어링, 신규 — 2026-08-07 발견)</w:t>
+      </w:r>
+    </w:p>
+    <w:p>
+      <w:pPr>
+        <w:pStyle w:val="FirstParagraph"/>
+      </w:pPr>
+      <w:r>
+        <w:rPr>
+          <w:rStyle w:val="VerbatimChar"/>
+        </w:rPr>
+        <w:t xml:space="preserve">docs/master/04</w:t>
+      </w:r>
+      <w:r>
+        <w:t xml:space="preserve"> </w:t>
+      </w:r>
+      <w:r>
+        <w:t xml:space="preserve">§5 상태모델을 실제</w:t>
+      </w:r>
+      <w:r>
+        <w:t xml:space="preserve"> </w:t>
+      </w:r>
+      <w:r>
+        <w:rPr>
+          <w:rStyle w:val="VerbatimChar"/>
+        </w:rPr>
+        <w:t xml:space="preserve">contracts/*.schema.json</w:t>
+      </w:r>
+      <w:r>
+        <w:t xml:space="preserve">과 대조한 결과, 다수의 설계 개념이 아직 대응하는 계약이 없다(</w:t>
+      </w:r>
+      <w:r>
+        <w:rPr>
+          <w:rStyle w:val="VerbatimChar"/>
+        </w:rPr>
+        <w:t xml:space="preserve">DESIGN_ONLY</w:t>
+      </w:r>
+      <w:r>
+        <w:t xml:space="preserve">). 우선순위 순서로 나열한다.</w:t>
       </w:r>
     </w:p>
     <w:tbl>
@@ -2105,6 +2170,558 @@
               <w:jc w:val="left"/>
             </w:pPr>
             <w:r>
+              <w:t xml:space="preserve">필요 조치</w:t>
+            </w:r>
+          </w:p>
+        </w:tc>
+        <w:tc>
+          <w:tcPr/>
+          <w:p>
+            <w:pPr>
+              <w:pStyle w:val="Compact"/>
+              <w:jc w:val="left"/>
+            </w:pPr>
+            <w:r>
+              <w:t xml:space="preserve">상태</w:t>
+            </w:r>
+          </w:p>
+        </w:tc>
+      </w:tr>
+      <w:tr>
+        <w:tc>
+          <w:tcPr/>
+          <w:p>
+            <w:pPr>
+              <w:pStyle w:val="Compact"/>
+              <w:jc w:val="left"/>
+            </w:pPr>
+            <w:r>
+              <w:t xml:space="preserve">G1</w:t>
+            </w:r>
+          </w:p>
+        </w:tc>
+        <w:tc>
+          <w:tcPr/>
+          <w:p>
+            <w:pPr>
+              <w:pStyle w:val="Compact"/>
+              <w:jc w:val="left"/>
+            </w:pPr>
+            <w:r>
+              <w:t xml:space="preserve">CreditReservation 소진 시 대기 상태</w:t>
+            </w:r>
+          </w:p>
+        </w:tc>
+        <w:tc>
+          <w:tcPr/>
+          <w:p>
+            <w:pPr>
+              <w:pStyle w:val="Compact"/>
+              <w:jc w:val="left"/>
+            </w:pPr>
+            <w:r>
+              <w:t xml:space="preserve">5개 실행 상태기계의 HOLD를 재사용할지, 별도 상태 신설할지 결정</w:t>
+            </w:r>
+          </w:p>
+        </w:tc>
+        <w:tc>
+          <w:tcPr/>
+          <w:p>
+            <w:pPr>
+              <w:pStyle w:val="Compact"/>
+              <w:jc w:val="left"/>
+            </w:pPr>
+            <w:r>
+              <w:t xml:space="preserve">OPEN</w:t>
+            </w:r>
+          </w:p>
+        </w:tc>
+      </w:tr>
+      <w:tr>
+        <w:tc>
+          <w:tcPr/>
+          <w:p>
+            <w:pPr>
+              <w:pStyle w:val="Compact"/>
+              <w:jc w:val="left"/>
+            </w:pPr>
+            <w:r>
+              <w:t xml:space="preserve">G2</w:t>
+            </w:r>
+          </w:p>
+        </w:tc>
+        <w:tc>
+          <w:tcPr/>
+          <w:p>
+            <w:pPr>
+              <w:pStyle w:val="Compact"/>
+              <w:jc w:val="left"/>
+            </w:pPr>
+            <w:r>
+              <w:t xml:space="preserve">CaseRevision</w:t>
+            </w:r>
+          </w:p>
+        </w:tc>
+        <w:tc>
+          <w:tcPr/>
+          <w:p>
+            <w:pPr>
+              <w:pStyle w:val="Compact"/>
+              <w:jc w:val="left"/>
+            </w:pPr>
+            <w:r>
+              <w:rPr>
+                <w:rStyle w:val="VerbatimChar"/>
+              </w:rPr>
+              <w:t xml:space="preserve">service-case-state.v1.schema.json</w:t>
+            </w:r>
+            <w:r>
+              <w:t xml:space="preserve">에 필드/상태 확장 필요</w:t>
+            </w:r>
+          </w:p>
+        </w:tc>
+        <w:tc>
+          <w:tcPr/>
+          <w:p>
+            <w:pPr>
+              <w:pStyle w:val="Compact"/>
+              <w:jc w:val="left"/>
+            </w:pPr>
+            <w:r>
+              <w:t xml:space="preserve">OPEN</w:t>
+            </w:r>
+          </w:p>
+        </w:tc>
+      </w:tr>
+      <w:tr>
+        <w:tc>
+          <w:tcPr/>
+          <w:p>
+            <w:pPr>
+              <w:pStyle w:val="Compact"/>
+              <w:jc w:val="left"/>
+            </w:pPr>
+            <w:r>
+              <w:t xml:space="preserve">G3</w:t>
+            </w:r>
+          </w:p>
+        </w:tc>
+        <w:tc>
+          <w:tcPr/>
+          <w:p>
+            <w:pPr>
+              <w:pStyle w:val="Compact"/>
+              <w:jc w:val="left"/>
+            </w:pPr>
+            <w:r>
+              <w:t xml:space="preserve">ComponentContract / Cross-Program Impact Scan</w:t>
+            </w:r>
+          </w:p>
+        </w:tc>
+        <w:tc>
+          <w:tcPr/>
+          <w:p>
+            <w:pPr>
+              <w:pStyle w:val="Compact"/>
+              <w:jc w:val="left"/>
+            </w:pPr>
+            <w:r>
+              <w:t xml:space="preserve">신규</w:t>
+            </w:r>
+            <w:r>
+              <w:t xml:space="preserve"> </w:t>
+            </w:r>
+            <w:r>
+              <w:rPr>
+                <w:rStyle w:val="VerbatimChar"/>
+              </w:rPr>
+              <w:t xml:space="preserve">component-contract.v1.schema.json</w:t>
+            </w:r>
+            <w:r>
+              <w:t xml:space="preserve"> </w:t>
+            </w:r>
+            <w:r>
+              <w:t xml:space="preserve">계약 제정 필요</w:t>
+            </w:r>
+          </w:p>
+        </w:tc>
+        <w:tc>
+          <w:tcPr/>
+          <w:p>
+            <w:pPr>
+              <w:pStyle w:val="Compact"/>
+              <w:jc w:val="left"/>
+            </w:pPr>
+            <w:r>
+              <w:t xml:space="preserve">OPEN</w:t>
+            </w:r>
+          </w:p>
+        </w:tc>
+      </w:tr>
+      <w:tr>
+        <w:tc>
+          <w:tcPr/>
+          <w:p>
+            <w:pPr>
+              <w:pStyle w:val="Compact"/>
+              <w:jc w:val="left"/>
+            </w:pPr>
+            <w:r>
+              <w:t xml:space="preserve">G4</w:t>
+            </w:r>
+          </w:p>
+        </w:tc>
+        <w:tc>
+          <w:tcPr/>
+          <w:p>
+            <w:pPr>
+              <w:pStyle w:val="Compact"/>
+              <w:jc w:val="left"/>
+            </w:pPr>
+            <w:r>
+              <w:t xml:space="preserve">MissedFinding 재귀학습 루프</w:t>
+            </w:r>
+          </w:p>
+        </w:tc>
+        <w:tc>
+          <w:tcPr/>
+          <w:p>
+            <w:pPr>
+              <w:pStyle w:val="Compact"/>
+              <w:jc w:val="left"/>
+            </w:pPr>
+            <w:r>
+              <w:t xml:space="preserve">신규 계약 제정 필요,</w:t>
+            </w:r>
+            <w:r>
+              <w:t xml:space="preserve"> </w:t>
+            </w:r>
+            <w:r>
+              <w:rPr>
+                <w:rStyle w:val="VerbatimChar"/>
+              </w:rPr>
+              <w:t xml:space="preserve">contracts/state-model-mapping.v1.json</w:t>
+            </w:r>
+            <w:r>
+              <w:t xml:space="preserve">과의 관계 정의</w:t>
+            </w:r>
+          </w:p>
+        </w:tc>
+        <w:tc>
+          <w:tcPr/>
+          <w:p>
+            <w:pPr>
+              <w:pStyle w:val="Compact"/>
+              <w:jc w:val="left"/>
+            </w:pPr>
+            <w:r>
+              <w:t xml:space="preserve">OPEN</w:t>
+            </w:r>
+          </w:p>
+        </w:tc>
+      </w:tr>
+      <w:tr>
+        <w:tc>
+          <w:tcPr/>
+          <w:p>
+            <w:pPr>
+              <w:pStyle w:val="Compact"/>
+              <w:jc w:val="left"/>
+            </w:pPr>
+            <w:r>
+              <w:t xml:space="preserve">G5</w:t>
+            </w:r>
+          </w:p>
+        </w:tc>
+        <w:tc>
+          <w:tcPr/>
+          <w:p>
+            <w:pPr>
+              <w:pStyle w:val="Compact"/>
+              <w:jc w:val="left"/>
+            </w:pPr>
+            <w:r>
+              <w:t xml:space="preserve">ReviewFinding/VerificationFinding 장기 생애주기</w:t>
+            </w:r>
+          </w:p>
+        </w:tc>
+        <w:tc>
+          <w:tcPr/>
+          <w:p>
+            <w:pPr>
+              <w:pStyle w:val="Compact"/>
+              <w:jc w:val="left"/>
+            </w:pPr>
+            <w:r>
+              <w:t xml:space="preserve">실제는</w:t>
+            </w:r>
+            <w:r>
+              <w:t xml:space="preserve"> </w:t>
+            </w:r>
+            <w:r>
+              <w:rPr>
+                <w:rStyle w:val="VerbatimChar"/>
+              </w:rPr>
+              <w:t xml:space="preserve">validation_run</w:t>
+            </w:r>
+            <w:r>
+              <w:t xml:space="preserve">마다 스냅샷(</w:t>
+            </w:r>
+            <w:r>
+              <w:rPr>
+                <w:rStyle w:val="VerbatimChar"/>
+              </w:rPr>
+              <w:t xml:space="preserve">oreview-result.v1.schema.json</w:t>
+            </w:r>
+            <w:r>
+              <w:t xml:space="preserve">)만 존재 — Finding을 가로지르는 생애주기 계약이 필요한지, 아니면 설계를 스냅샷 모델에 맞출지 결정</w:t>
+            </w:r>
+          </w:p>
+        </w:tc>
+        <w:tc>
+          <w:tcPr/>
+          <w:p>
+            <w:pPr>
+              <w:pStyle w:val="Compact"/>
+              <w:jc w:val="left"/>
+            </w:pPr>
+            <w:r>
+              <w:t xml:space="preserve">OPEN</w:t>
+            </w:r>
+          </w:p>
+        </w:tc>
+      </w:tr>
+      <w:tr>
+        <w:tc>
+          <w:tcPr/>
+          <w:p>
+            <w:pPr>
+              <w:pStyle w:val="Compact"/>
+              <w:jc w:val="left"/>
+            </w:pPr>
+            <w:r>
+              <w:t xml:space="preserve">G6</w:t>
+            </w:r>
+          </w:p>
+        </w:tc>
+        <w:tc>
+          <w:tcPr/>
+          <w:p>
+            <w:pPr>
+              <w:pStyle w:val="Compact"/>
+              <w:jc w:val="left"/>
+            </w:pPr>
+            <w:r>
+              <w:t xml:space="preserve">PatchRun DRY_RUN 확장</w:t>
+            </w:r>
+          </w:p>
+        </w:tc>
+        <w:tc>
+          <w:tcPr/>
+          <w:p>
+            <w:pPr>
+              <w:pStyle w:val="Compact"/>
+              <w:jc w:val="left"/>
+            </w:pPr>
+            <w:r>
+              <w:rPr>
+                <w:rStyle w:val="VerbatimChar"/>
+              </w:rPr>
+              <w:t xml:space="preserve">patch-plan.v1.schema.json</w:t>
+            </w:r>
+            <w:r>
+              <w:t xml:space="preserve">의</w:t>
+            </w:r>
+            <w:r>
+              <w:t xml:space="preserve"> </w:t>
+            </w:r>
+            <w:r>
+              <w:rPr>
+                <w:rStyle w:val="VerbatimChar"/>
+              </w:rPr>
+              <w:t xml:space="preserve">preapply_assessment</w:t>
+            </w:r>
+            <w:r>
+              <w:t xml:space="preserve">로 이미 부분 커버됨 — 설계서를 계약에 맞춰 단순화할지 검토</w:t>
+            </w:r>
+          </w:p>
+        </w:tc>
+        <w:tc>
+          <w:tcPr/>
+          <w:p>
+            <w:pPr>
+              <w:pStyle w:val="Compact"/>
+              <w:jc w:val="left"/>
+            </w:pPr>
+            <w:r>
+              <w:t xml:space="preserve">OPEN</w:t>
+            </w:r>
+          </w:p>
+        </w:tc>
+      </w:tr>
+      <w:tr>
+        <w:tc>
+          <w:tcPr/>
+          <w:p>
+            <w:pPr>
+              <w:pStyle w:val="Compact"/>
+              <w:jc w:val="left"/>
+            </w:pPr>
+            <w:r>
+              <w:t xml:space="preserve">G7</w:t>
+            </w:r>
+          </w:p>
+        </w:tc>
+        <w:tc>
+          <w:tcPr/>
+          <w:p>
+            <w:pPr>
+              <w:pStyle w:val="Compact"/>
+              <w:jc w:val="left"/>
+            </w:pPr>
+            <w:r>
+              <w:t xml:space="preserve">이 세션에서 추가한 나머지 엔티티(AcceptanceCertificate, ProgramRiskScore, PolicyPack, NotificationRule, SBOM 등)</w:t>
+            </w:r>
+          </w:p>
+        </w:tc>
+        <w:tc>
+          <w:tcPr/>
+          <w:p>
+            <w:pPr>
+              <w:pStyle w:val="Compact"/>
+              <w:jc w:val="left"/>
+            </w:pPr>
+            <w:r>
+              <w:t xml:space="preserve">전부</w:t>
+            </w:r>
+            <w:r>
+              <w:t xml:space="preserve"> </w:t>
+            </w:r>
+            <w:r>
+              <w:rPr>
+                <w:rStyle w:val="VerbatimChar"/>
+              </w:rPr>
+              <w:t xml:space="preserve">DESIGN_ONLY</w:t>
+            </w:r>
+            <w:r>
+              <w:t xml:space="preserve"> </w:t>
+            </w:r>
+            <w:r>
+              <w:t xml:space="preserve">— 계약 제정 우선순위를 06 §11 우선구현순서와 맞춰 재정렬 필요</w:t>
+            </w:r>
+          </w:p>
+        </w:tc>
+        <w:tc>
+          <w:tcPr/>
+          <w:p>
+            <w:pPr>
+              <w:pStyle w:val="Compact"/>
+              <w:jc w:val="left"/>
+            </w:pPr>
+            <w:r>
+              <w:t xml:space="preserve">OPEN</w:t>
+            </w:r>
+          </w:p>
+        </w:tc>
+      </w:tr>
+    </w:tbl>
+    <w:p>
+      <w:pPr>
+        <w:pStyle w:val="BodyText"/>
+      </w:pPr>
+      <w:r>
+        <w:t xml:space="preserve">이 표는 04 §5의</w:t>
+      </w:r>
+      <w:r>
+        <w:t xml:space="preserve"> </w:t>
+      </w:r>
+      <w:r>
+        <w:t xml:space="preserve">“</w:t>
+      </w:r>
+      <w:r>
+        <w:t xml:space="preserve">아직 계약이 없는 확장</w:t>
+      </w:r>
+      <w:r>
+        <w:t xml:space="preserve">”</w:t>
+      </w:r>
+      <w:r>
+        <w:t xml:space="preserve"> </w:t>
+      </w:r>
+      <w:r>
+        <w:t xml:space="preserve">절과 같은 내용을 재무/영업용 체크리스트와 같은 형식으로 옮긴 것이다.</w:t>
+      </w:r>
+      <w:r>
+        <w:t xml:space="preserve"> </w:t>
+      </w:r>
+      <w:r>
+        <w:rPr>
+          <w:rStyle w:val="VerbatimChar"/>
+        </w:rPr>
+        <w:t xml:space="preserve">docs/master/02·03·05·06</w:t>
+      </w:r>
+      <w:r>
+        <w:t xml:space="preserve">도 04와 같은 방식으로 계약 대조가 아직 안 됐다 — 04에서 발견된 것과 유사한 불일치가 더 있을 가능성이 높다.</w:t>
+      </w:r>
+    </w:p>
+    <w:bookmarkEnd w:id="33"/>
+    <w:bookmarkStart w:id="34" w:name="f.-문서-거버넌스-참고-결정-아님"/>
+    <w:p>
+      <w:pPr>
+        <w:pStyle w:val="Heading2"/>
+      </w:pPr>
+      <w:r>
+        <w:t xml:space="preserve">F. 문서 거버넌스 (참고, 결정 아님)</w:t>
+      </w:r>
+    </w:p>
+    <w:tbl>
+      <w:tblPr>
+        <w:tblStyle w:val="Table"/>
+        <w:tblW w:type="pct" w:w="5000"/>
+        <w:tblLook w:firstRow="1" w:lastRow="0" w:firstColumn="0" w:lastColumn="0" w:noHBand="0" w:noVBand="0" w:val="0020"/>
+        <w:jc w:val="start"/>
+      </w:tblPr>
+      <w:tblGrid>
+        <w:gridCol w:w="1980"/>
+        <w:gridCol w:w="1980"/>
+        <w:gridCol w:w="1980"/>
+        <w:gridCol w:w="1980"/>
+      </w:tblGrid>
+      <w:tr>
+        <w:trPr>
+          <w:tblHeader w:val="true"/>
+        </w:trPr>
+        <w:tc>
+          <w:tcPr/>
+          <w:p>
+            <w:pPr>
+              <w:pStyle w:val="Compact"/>
+              <w:jc w:val="left"/>
+            </w:pPr>
+            <w:r>
+              <w:t xml:space="preserve">#</w:t>
+            </w:r>
+          </w:p>
+        </w:tc>
+        <w:tc>
+          <w:tcPr/>
+          <w:p>
+            <w:pPr>
+              <w:pStyle w:val="Compact"/>
+              <w:jc w:val="left"/>
+            </w:pPr>
+            <w:r>
+              <w:t xml:space="preserve">항목</w:t>
+            </w:r>
+          </w:p>
+        </w:tc>
+        <w:tc>
+          <w:tcPr/>
+          <w:p>
+            <w:pPr>
+              <w:pStyle w:val="Compact"/>
+              <w:jc w:val="left"/>
+            </w:pPr>
+            <w:r>
               <w:t xml:space="preserve">현재 상태</w:t>
             </w:r>
           </w:p>
@@ -2324,8 +2941,8 @@
         </w:tc>
       </w:tr>
     </w:tbl>
-    <w:bookmarkEnd w:id="33"/>
     <w:bookmarkEnd w:id="34"/>
+    <w:bookmarkEnd w:id="35"/>
     <w:sectPr/>
   </w:body>
 </w:document>

--- a/docs/master/doc/08_REVIEW_CHECKLIST_OPEN_DECISIONS.docx
+++ b/docs/master/doc/08_REVIEW_CHECKLIST_OPEN_DECISIONS.docx
@@ -10,7 +10,7 @@
         <w:t xml:space="preserve">08_REVIEW_CHECKLIST_OPEN_DECISIONS</w:t>
       </w:r>
     </w:p>
-    <w:bookmarkStart w:id="35" w:name="검토용-체크리스트-확정-필요-항목"/>
+    <w:bookmarkStart w:id="36" w:name="검토용-체크리스트-확정-필요-항목"/>
     <w:p>
       <w:pPr>
         <w:pStyle w:val="Heading1"/>
@@ -2074,7 +2074,7 @@
       </w:tr>
     </w:tbl>
     <w:bookmarkEnd w:id="32"/>
-    <w:bookmarkStart w:id="33" w:name="g.-계약-정합성-엔지니어링-신규-2026-08-07-발견"/>
+    <w:bookmarkStart w:id="34" w:name="g.-계약-정합성-엔지니어링-신규-2026-08-07-발견"/>
     <w:p>
       <w:pPr>
         <w:pStyle w:val="Heading2"/>
@@ -2650,6 +2650,587 @@
       <w:r>
         <w:t xml:space="preserve">절과 같은 내용을 재무/영업용 체크리스트와 같은 형식으로 옮긴 것이다.</w:t>
       </w:r>
+    </w:p>
+    <w:bookmarkStart w:id="33" w:name="차-대조-020306-결과"/>
+    <w:p>
+      <w:pPr>
+        <w:pStyle w:val="Heading3"/>
+      </w:pPr>
+      <w:r>
+        <w:t xml:space="preserve">2026-08-07 2차 대조 (02·03·06) 결과</w:t>
+      </w:r>
+    </w:p>
+    <w:tbl>
+      <w:tblPr>
+        <w:tblStyle w:val="Table"/>
+        <w:tblW w:type="pct" w:w="5000"/>
+        <w:tblLook w:firstRow="1" w:lastRow="0" w:firstColumn="0" w:lastColumn="0" w:noHBand="0" w:noVBand="0" w:val="0020"/>
+        <w:jc w:val="start"/>
+      </w:tblPr>
+      <w:tblGrid>
+        <w:gridCol w:w="1980"/>
+        <w:gridCol w:w="1980"/>
+        <w:gridCol w:w="1980"/>
+        <w:gridCol w:w="1980"/>
+      </w:tblGrid>
+      <w:tr>
+        <w:trPr>
+          <w:tblHeader w:val="true"/>
+        </w:trPr>
+        <w:tc>
+          <w:tcPr/>
+          <w:p>
+            <w:pPr>
+              <w:pStyle w:val="Compact"/>
+              <w:jc w:val="left"/>
+            </w:pPr>
+            <w:r>
+              <w:t xml:space="preserve">#</w:t>
+            </w:r>
+          </w:p>
+        </w:tc>
+        <w:tc>
+          <w:tcPr/>
+          <w:p>
+            <w:pPr>
+              <w:pStyle w:val="Compact"/>
+              <w:jc w:val="left"/>
+            </w:pPr>
+            <w:r>
+              <w:t xml:space="preserve">항목</w:t>
+            </w:r>
+          </w:p>
+        </w:tc>
+        <w:tc>
+          <w:tcPr/>
+          <w:p>
+            <w:pPr>
+              <w:pStyle w:val="Compact"/>
+              <w:jc w:val="left"/>
+            </w:pPr>
+            <w:r>
+              <w:t xml:space="preserve">발견</w:t>
+            </w:r>
+          </w:p>
+        </w:tc>
+        <w:tc>
+          <w:tcPr/>
+          <w:p>
+            <w:pPr>
+              <w:pStyle w:val="Compact"/>
+              <w:jc w:val="left"/>
+            </w:pPr>
+            <w:r>
+              <w:t xml:space="preserve">조치</w:t>
+            </w:r>
+          </w:p>
+        </w:tc>
+      </w:tr>
+      <w:tr>
+        <w:tc>
+          <w:tcPr/>
+          <w:p>
+            <w:pPr>
+              <w:pStyle w:val="Compact"/>
+              <w:jc w:val="left"/>
+            </w:pPr>
+            <w:r>
+              <w:t xml:space="preserve">G8</w:t>
+            </w:r>
+          </w:p>
+        </w:tc>
+        <w:tc>
+          <w:tcPr/>
+          <w:p>
+            <w:pPr>
+              <w:pStyle w:val="Compact"/>
+              <w:jc w:val="left"/>
+            </w:pPr>
+            <w:r>
+              <w:t xml:space="preserve">CreditReservation</w:t>
+            </w:r>
+          </w:p>
+        </w:tc>
+        <w:tc>
+          <w:tcPr/>
+          <w:p>
+            <w:pPr>
+              <w:pStyle w:val="Compact"/>
+              <w:jc w:val="left"/>
+            </w:pPr>
+            <w:r>
+              <w:t xml:space="preserve">처음엔 DESIGN_ONLY로 잘못 분류했으나 실제로</w:t>
+            </w:r>
+            <w:r>
+              <w:t xml:space="preserve"> </w:t>
+            </w:r>
+            <w:r>
+              <w:rPr>
+                <w:rStyle w:val="VerbatimChar"/>
+              </w:rPr>
+              <w:t xml:space="preserve">license-state.v1.schema.json</w:t>
+            </w:r>
+            <w:r>
+              <w:t xml:space="preserve">의</w:t>
+            </w:r>
+            <w:r>
+              <w:t xml:space="preserve"> </w:t>
+            </w:r>
+            <w:r>
+              <w:rPr>
+                <w:rStyle w:val="VerbatimChar"/>
+              </w:rPr>
+              <w:t xml:space="preserve">reservations</w:t>
+            </w:r>
+            <w:r>
+              <w:t xml:space="preserve"> </w:t>
+            </w:r>
+            <w:r>
+              <w:t xml:space="preserve">필드로 이미 존재(RESERVED/COMMITTED/RELEASED/EXPIRED). 04 §5 정정 완료</w:t>
+            </w:r>
+          </w:p>
+        </w:tc>
+        <w:tc>
+          <w:tcPr/>
+          <w:p>
+            <w:pPr>
+              <w:pStyle w:val="Compact"/>
+              <w:jc w:val="left"/>
+            </w:pPr>
+            <w:r>
+              <w:t xml:space="preserve">FIXED</w:t>
+            </w:r>
+          </w:p>
+        </w:tc>
+      </w:tr>
+      <w:tr>
+        <w:tc>
+          <w:tcPr/>
+          <w:p>
+            <w:pPr>
+              <w:pStyle w:val="Compact"/>
+              <w:jc w:val="left"/>
+            </w:pPr>
+            <w:r>
+              <w:t xml:space="preserve">G9</w:t>
+            </w:r>
+          </w:p>
+        </w:tc>
+        <w:tc>
+          <w:tcPr/>
+          <w:p>
+            <w:pPr>
+              <w:pStyle w:val="Compact"/>
+              <w:jc w:val="left"/>
+            </w:pPr>
+            <w:r>
+              <w:t xml:space="preserve">03 OReview Decision 체계</w:t>
+            </w:r>
+          </w:p>
+        </w:tc>
+        <w:tc>
+          <w:tcPr/>
+          <w:p>
+            <w:pPr>
+              <w:pStyle w:val="Compact"/>
+              <w:jc w:val="left"/>
+            </w:pPr>
+            <w:r>
+              <w:t xml:space="preserve">설계서가 자체 정의한 APPROVE/COMMENT/REQUEST_CHANGE/REJECT/NOT_APPLICABLE/INCONCLUSIVE가 실제 계약(</w:t>
+            </w:r>
+            <w:r>
+              <w:rPr>
+                <w:rStyle w:val="VerbatimChar"/>
+              </w:rPr>
+              <w:t xml:space="preserve">oreview-result.v1.schema.json</w:t>
+            </w:r>
+            <w:r>
+              <w:t xml:space="preserve">,</w:t>
+            </w:r>
+            <w:r>
+              <w:t xml:space="preserve"> </w:t>
+            </w:r>
+            <w:r>
+              <w:rPr>
+                <w:rStyle w:val="VerbatimChar"/>
+              </w:rPr>
+              <w:t xml:space="preserve">status-vocabulary.v1.json</w:t>
+            </w:r>
+            <w:r>
+              <w:t xml:space="preserve">)의 PASS/FAIL/HOLD/NOT_RUN/NOT_APPLICABLE과 전혀 다른 어휘였음. 02·03 정정 완료</w:t>
+            </w:r>
+          </w:p>
+        </w:tc>
+        <w:tc>
+          <w:tcPr/>
+          <w:p>
+            <w:pPr>
+              <w:pStyle w:val="Compact"/>
+              <w:jc w:val="left"/>
+            </w:pPr>
+            <w:r>
+              <w:t xml:space="preserve">FIXED</w:t>
+            </w:r>
+          </w:p>
+        </w:tc>
+      </w:tr>
+      <w:tr>
+        <w:tc>
+          <w:tcPr/>
+          <w:p>
+            <w:pPr>
+              <w:pStyle w:val="Compact"/>
+              <w:jc w:val="left"/>
+            </w:pPr>
+            <w:r>
+              <w:t xml:space="preserve">G10</w:t>
+            </w:r>
+          </w:p>
+        </w:tc>
+        <w:tc>
+          <w:tcPr/>
+          <w:p>
+            <w:pPr>
+              <w:pStyle w:val="Compact"/>
+              <w:jc w:val="left"/>
+            </w:pPr>
+            <w:r>
+              <w:t xml:space="preserve">Finding 상태 생애주기</w:t>
+            </w:r>
+          </w:p>
+        </w:tc>
+        <w:tc>
+          <w:tcPr/>
+          <w:p>
+            <w:pPr>
+              <w:pStyle w:val="Compact"/>
+              <w:jc w:val="left"/>
+            </w:pPr>
+            <w:r>
+              <w:t xml:space="preserve">실제 계약(</w:t>
+            </w:r>
+            <w:r>
+              <w:rPr>
+                <w:rStyle w:val="VerbatimChar"/>
+              </w:rPr>
+              <w:t xml:space="preserve">security-findings.v1.schema.json</w:t>
+            </w:r>
+            <w:r>
+              <w:t xml:space="preserve">)은 OPEN/CLOSED/ACCEPTED_RISK 3단계뿐. 설계서의 6단계 생애주기는 DESIGN_ONLY로 명시</w:t>
+            </w:r>
+          </w:p>
+        </w:tc>
+        <w:tc>
+          <w:tcPr/>
+          <w:p>
+            <w:pPr>
+              <w:pStyle w:val="Compact"/>
+              <w:jc w:val="left"/>
+            </w:pPr>
+            <w:r>
+              <w:t xml:space="preserve">FIXED (명시만, 계약 확장은 미정)</w:t>
+            </w:r>
+          </w:p>
+        </w:tc>
+      </w:tr>
+      <w:tr>
+        <w:tc>
+          <w:tcPr/>
+          <w:p>
+            <w:pPr>
+              <w:pStyle w:val="Compact"/>
+              <w:jc w:val="left"/>
+            </w:pPr>
+            <w:r>
+              <w:t xml:space="preserve">G11</w:t>
+            </w:r>
+          </w:p>
+        </w:tc>
+        <w:tc>
+          <w:tcPr/>
+          <w:p>
+            <w:pPr>
+              <w:pStyle w:val="Compact"/>
+              <w:jc w:val="left"/>
+            </w:pPr>
+            <w:r>
+              <w:t xml:space="preserve">OGit Merge 권한</w:t>
+            </w:r>
+          </w:p>
+        </w:tc>
+        <w:tc>
+          <w:tcPr/>
+          <w:p>
+            <w:pPr>
+              <w:pStyle w:val="Compact"/>
+              <w:jc w:val="left"/>
+            </w:pPr>
+            <w:r>
+              <w:rPr>
+                <w:rStyle w:val="VerbatimChar"/>
+              </w:rPr>
+              <w:t xml:space="preserve">git-change-set.v1.schema.json</w:t>
+            </w:r>
+            <w:r>
+              <w:t xml:space="preserve">의</w:t>
+            </w:r>
+            <w:r>
+              <w:t xml:space="preserve"> </w:t>
+            </w:r>
+            <w:r>
+              <w:rPr>
+                <w:rStyle w:val="VerbatimChar"/>
+              </w:rPr>
+              <w:t xml:space="preserve">merge_state</w:t>
+            </w:r>
+            <w:r>
+              <w:t xml:space="preserve">가 계약상 항상</w:t>
+            </w:r>
+            <w:r>
+              <w:t xml:space="preserve"> </w:t>
+            </w:r>
+            <w:r>
+              <w:rPr>
+                <w:rStyle w:val="VerbatimChar"/>
+              </w:rPr>
+              <w:t xml:space="preserve">PROHIBITED</w:t>
+            </w:r>
+            <w:r>
+              <w:t xml:space="preserve"> </w:t>
+            </w:r>
+            <w:r>
+              <w:t xml:space="preserve">—</w:t>
+            </w:r>
+            <w:r>
+              <w:t xml:space="preserve"> </w:t>
+            </w:r>
+            <w:r>
+              <w:t xml:space="preserve">“</w:t>
+            </w:r>
+            <w:r>
+              <w:t xml:space="preserve">APPROVE≠Merge</w:t>
+            </w:r>
+            <w:r>
+              <w:t xml:space="preserve">”</w:t>
+            </w:r>
+            <w:r>
+              <w:t xml:space="preserve"> </w:t>
+            </w:r>
+            <w:r>
+              <w:t xml:space="preserve">수준이 아니라 이 버전에서 Merge 승인 자체가 발급 안 됨. 02 정정 완료</w:t>
+            </w:r>
+          </w:p>
+        </w:tc>
+        <w:tc>
+          <w:tcPr/>
+          <w:p>
+            <w:pPr>
+              <w:pStyle w:val="Compact"/>
+              <w:jc w:val="left"/>
+            </w:pPr>
+            <w:r>
+              <w:t xml:space="preserve">FIXED</w:t>
+            </w:r>
+          </w:p>
+        </w:tc>
+      </w:tr>
+      <w:tr>
+        <w:tc>
+          <w:tcPr/>
+          <w:p>
+            <w:pPr>
+              <w:pStyle w:val="Compact"/>
+              <w:jc w:val="left"/>
+            </w:pPr>
+            <w:r>
+              <w:t xml:space="preserve">G12</w:t>
+            </w:r>
+          </w:p>
+        </w:tc>
+        <w:tc>
+          <w:tcPr/>
+          <w:p>
+            <w:pPr>
+              <w:pStyle w:val="Compact"/>
+              <w:jc w:val="left"/>
+            </w:pPr>
+            <w:r>
+              <w:t xml:space="preserve">Actor/RBAC</w:t>
+            </w:r>
+          </w:p>
+        </w:tc>
+        <w:tc>
+          <w:tcPr/>
+          <w:p>
+            <w:pPr>
+              <w:pStyle w:val="Compact"/>
+              <w:jc w:val="left"/>
+            </w:pPr>
+            <w:r>
+              <w:t xml:space="preserve">설계서의 10개 업무 Actor가 실제</w:t>
+            </w:r>
+            <w:r>
+              <w:t xml:space="preserve"> </w:t>
+            </w:r>
+            <w:r>
+              <w:rPr>
+                <w:rStyle w:val="VerbatimChar"/>
+              </w:rPr>
+              <w:t xml:space="preserve">tenant-context.v1.schema.json</w:t>
+            </w:r>
+            <w:r>
+              <w:t xml:space="preserve">의 5개 RBAC 역할(VIEWER/OPERATOR/APPROVER/AUDITOR/ADMIN)과 매핑되지 않은 채 존재. 02에 매핑 제안 표 추가(매핑 자체는 아직 계약화 안 됨)</w:t>
+            </w:r>
+          </w:p>
+        </w:tc>
+        <w:tc>
+          <w:tcPr/>
+          <w:p>
+            <w:pPr>
+              <w:pStyle w:val="Compact"/>
+              <w:jc w:val="left"/>
+            </w:pPr>
+            <w:r>
+              <w:t xml:space="preserve">PARTIAL</w:t>
+            </w:r>
+          </w:p>
+        </w:tc>
+      </w:tr>
+      <w:tr>
+        <w:tc>
+          <w:tcPr/>
+          <w:p>
+            <w:pPr>
+              <w:pStyle w:val="Compact"/>
+              <w:jc w:val="left"/>
+            </w:pPr>
+            <w:r>
+              <w:t xml:space="preserve">G13</w:t>
+            </w:r>
+          </w:p>
+        </w:tc>
+        <w:tc>
+          <w:tcPr/>
+          <w:p>
+            <w:pPr>
+              <w:pStyle w:val="Compact"/>
+              <w:jc w:val="left"/>
+            </w:pPr>
+            <w:r>
+              <w:t xml:space="preserve">Workflow Operation Registry</w:t>
+            </w:r>
+          </w:p>
+        </w:tc>
+        <w:tc>
+          <w:tcPr/>
+          <w:p>
+            <w:pPr>
+              <w:pStyle w:val="Compact"/>
+              <w:jc w:val="left"/>
+            </w:pPr>
+            <w:r>
+              <w:t xml:space="preserve">실제 등록된 Operation은 45개(</w:t>
+            </w:r>
+            <w:r>
+              <w:rPr>
+                <w:rStyle w:val="VerbatimChar"/>
+              </w:rPr>
+              <w:t xml:space="preserve">workflow-operation-registry.v1.json</w:t>
+            </w:r>
+            <w:r>
+              <w:t xml:space="preserve">)뿐. 이 설계서(특히 04 §7)가 제안한 Notification/Portfolio/PolicyPack/AcceptanceCertificate/SBOM/MutationTesting/CrossModel/BlastRadius/CoverageReport/RiskScore 관련 API는 전부 미등록 — 06에 교차참조 추가</w:t>
+            </w:r>
+          </w:p>
+        </w:tc>
+        <w:tc>
+          <w:tcPr/>
+          <w:p>
+            <w:pPr>
+              <w:pStyle w:val="Compact"/>
+              <w:jc w:val="left"/>
+            </w:pPr>
+            <w:r>
+              <w:t xml:space="preserve">FLAGGED</w:t>
+            </w:r>
+          </w:p>
+        </w:tc>
+      </w:tr>
+      <w:tr>
+        <w:tc>
+          <w:tcPr/>
+          <w:p>
+            <w:pPr>
+              <w:pStyle w:val="Compact"/>
+              <w:jc w:val="left"/>
+            </w:pPr>
+            <w:r>
+              <w:t xml:space="preserve">G14</w:t>
+            </w:r>
+          </w:p>
+        </w:tc>
+        <w:tc>
+          <w:tcPr/>
+          <w:p>
+            <w:pPr>
+              <w:pStyle w:val="Compact"/>
+              <w:jc w:val="left"/>
+            </w:pPr>
+            <w:r>
+              <w:rPr>
+                <w:rStyle w:val="VerbatimChar"/>
+              </w:rPr>
+              <w:t xml:space="preserve">05_UI_UX_WORKFLOW_SPECIFICATION.md</w:t>
+            </w:r>
+            <w:r>
+              <w:t xml:space="preserve">,</w:t>
+            </w:r>
+            <w:r>
+              <w:t xml:space="preserve"> </w:t>
+            </w:r>
+            <w:r>
+              <w:rPr>
+                <w:rStyle w:val="VerbatimChar"/>
+              </w:rPr>
+              <w:t xml:space="preserve">05</w:t>
+            </w:r>
+            <w:r>
+              <w:t xml:space="preserve">의 화면 구성</w:t>
+            </w:r>
+          </w:p>
+        </w:tc>
+        <w:tc>
+          <w:tcPr/>
+          <w:p>
+            <w:pPr>
+              <w:pStyle w:val="Compact"/>
+              <w:jc w:val="left"/>
+            </w:pPr>
+            <w:r>
+              <w:t xml:space="preserve">아직 실제 계약과 대조 안 함(주로 화면 설계라 직접 대응 계약이 적을 것으로 예상되나 확인 필요)</w:t>
+            </w:r>
+          </w:p>
+        </w:tc>
+        <w:tc>
+          <w:tcPr/>
+          <w:p>
+            <w:pPr>
+              <w:pStyle w:val="Compact"/>
+              <w:jc w:val="left"/>
+            </w:pPr>
+            <w:r>
+              <w:t xml:space="preserve">OPEN</w:t>
+            </w:r>
+          </w:p>
+        </w:tc>
+      </w:tr>
+    </w:tbl>
+    <w:p>
+      <w:pPr>
+        <w:pStyle w:val="BodyText"/>
+      </w:pPr>
+      <w:r>
+        <w:t xml:space="preserve">G9~G13은 대조 범위가 넓어 이번 라운드에서 발견된 것을 반영했을 뿐, 02·03·06 전체를 계약과 완전히 재대조한 것은 아니다.</w:t>
+      </w:r>
       <w:r>
         <w:t xml:space="preserve"> </w:t>
       </w:r>
@@ -2657,14 +3238,18 @@
         <w:rPr>
           <w:rStyle w:val="VerbatimChar"/>
         </w:rPr>
-        <w:t xml:space="preserve">docs/master/02·03·05·06</w:t>
+        <w:t xml:space="preserve">docs/master/01·07</w:t>
       </w:r>
       <w:r>
-        <w:t xml:space="preserve">도 04와 같은 방식으로 계약 대조가 아직 안 됐다 — 04에서 발견된 것과 유사한 불일치가 더 있을 가능성이 높다.</w:t>
+        <w:t xml:space="preserve"> </w:t>
+      </w:r>
+      <w:r>
+        <w:t xml:space="preserve">및 05의 나머지 부분은 아직 이 수준의 대조를 거치지 않았다.</w:t>
       </w:r>
     </w:p>
     <w:bookmarkEnd w:id="33"/>
-    <w:bookmarkStart w:id="34" w:name="f.-문서-거버넌스-참고-결정-아님"/>
+    <w:bookmarkEnd w:id="34"/>
+    <w:bookmarkStart w:id="35" w:name="f.-문서-거버넌스-참고-결정-아님"/>
     <w:p>
       <w:pPr>
         <w:pStyle w:val="Heading2"/>
@@ -2941,8 +3526,8 @@
         </w:tc>
       </w:tr>
     </w:tbl>
-    <w:bookmarkEnd w:id="34"/>
     <w:bookmarkEnd w:id="35"/>
+    <w:bookmarkEnd w:id="36"/>
     <w:sectPr/>
   </w:body>
 </w:document>

--- a/docs/master/doc/08_REVIEW_CHECKLIST_OPEN_DECISIONS.docx
+++ b/docs/master/doc/08_REVIEW_CHECKLIST_OPEN_DECISIONS.docx
@@ -10,7 +10,7 @@
         <w:t xml:space="preserve">08_REVIEW_CHECKLIST_OPEN_DECISIONS</w:t>
       </w:r>
     </w:p>
-    <w:bookmarkStart w:id="36" w:name="검토용-체크리스트-확정-필요-항목"/>
+    <w:bookmarkStart w:id="37" w:name="검토용-체크리스트-확정-필요-항목"/>
     <w:p>
       <w:pPr>
         <w:pStyle w:val="Heading1"/>
@@ -2074,7 +2074,7 @@
       </w:tr>
     </w:tbl>
     <w:bookmarkEnd w:id="32"/>
-    <w:bookmarkStart w:id="34" w:name="g.-계약-정합성-엔지니어링-신규-2026-08-07-발견"/>
+    <w:bookmarkStart w:id="35" w:name="g.-계약-정합성-엔지니어링-신규-2026-08-07-발견"/>
     <w:p>
       <w:pPr>
         <w:pStyle w:val="Heading2"/>
@@ -3231,25 +3231,553 @@
       <w:r>
         <w:t xml:space="preserve">G9~G13은 대조 범위가 넓어 이번 라운드에서 발견된 것을 반영했을 뿐, 02·03·06 전체를 계약과 완전히 재대조한 것은 아니다.</w:t>
       </w:r>
+    </w:p>
+    <w:bookmarkEnd w:id="33"/>
+    <w:bookmarkStart w:id="34" w:name="차-대조-010507-결과"/>
+    <w:p>
+      <w:pPr>
+        <w:pStyle w:val="Heading3"/>
+      </w:pPr>
       <w:r>
-        <w:t xml:space="preserve"> </w:t>
+        <w:t xml:space="preserve">2026-08-07 3차 대조 (01·05·07) 결과</w:t>
       </w:r>
+    </w:p>
+    <w:tbl>
+      <w:tblPr>
+        <w:tblStyle w:val="Table"/>
+        <w:tblW w:type="pct" w:w="5000"/>
+        <w:tblLook w:firstRow="1" w:lastRow="0" w:firstColumn="0" w:lastColumn="0" w:noHBand="0" w:noVBand="0" w:val="0020"/>
+        <w:jc w:val="start"/>
+      </w:tblPr>
+      <w:tblGrid>
+        <w:gridCol w:w="1980"/>
+        <w:gridCol w:w="1980"/>
+        <w:gridCol w:w="1980"/>
+        <w:gridCol w:w="1980"/>
+      </w:tblGrid>
+      <w:tr>
+        <w:trPr>
+          <w:tblHeader w:val="true"/>
+        </w:trPr>
+        <w:tc>
+          <w:tcPr/>
+          <w:p>
+            <w:pPr>
+              <w:pStyle w:val="Compact"/>
+              <w:jc w:val="left"/>
+            </w:pPr>
+            <w:r>
+              <w:t xml:space="preserve">#</w:t>
+            </w:r>
+          </w:p>
+        </w:tc>
+        <w:tc>
+          <w:tcPr/>
+          <w:p>
+            <w:pPr>
+              <w:pStyle w:val="Compact"/>
+              <w:jc w:val="left"/>
+            </w:pPr>
+            <w:r>
+              <w:t xml:space="preserve">항목</w:t>
+            </w:r>
+          </w:p>
+        </w:tc>
+        <w:tc>
+          <w:tcPr/>
+          <w:p>
+            <w:pPr>
+              <w:pStyle w:val="Compact"/>
+              <w:jc w:val="left"/>
+            </w:pPr>
+            <w:r>
+              <w:t xml:space="preserve">발견</w:t>
+            </w:r>
+          </w:p>
+        </w:tc>
+        <w:tc>
+          <w:tcPr/>
+          <w:p>
+            <w:pPr>
+              <w:pStyle w:val="Compact"/>
+              <w:jc w:val="left"/>
+            </w:pPr>
+            <w:r>
+              <w:t xml:space="preserve">조치</w:t>
+            </w:r>
+          </w:p>
+        </w:tc>
+      </w:tr>
+      <w:tr>
+        <w:tc>
+          <w:tcPr/>
+          <w:p>
+            <w:pPr>
+              <w:pStyle w:val="Compact"/>
+              <w:jc w:val="left"/>
+            </w:pPr>
+            <w:r>
+              <w:t xml:space="preserve">G15</w:t>
+            </w:r>
+          </w:p>
+        </w:tc>
+        <w:tc>
+          <w:tcPr/>
+          <w:p>
+            <w:pPr>
+              <w:pStyle w:val="Compact"/>
+              <w:jc w:val="left"/>
+            </w:pPr>
+            <w:r>
+              <w:t xml:space="preserve">01 목표고객 분류</w:t>
+            </w:r>
+          </w:p>
+        </w:tc>
+        <w:tc>
+          <w:tcPr/>
+          <w:p>
+            <w:pPr>
+              <w:pStyle w:val="Compact"/>
+              <w:jc w:val="left"/>
+            </w:pPr>
+            <w:r>
+              <w:t xml:space="preserve">실제</w:t>
+            </w:r>
+            <w:r>
+              <w:t xml:space="preserve"> </w:t>
+            </w:r>
+            <w:r>
+              <w:rPr>
+                <w:rStyle w:val="VerbatimChar"/>
+              </w:rPr>
+              <w:t xml:space="preserve">product-scope.v1.json</w:t>
+            </w:r>
+            <w:r>
+              <w:t xml:space="preserve">은</w:t>
+            </w:r>
+            <w:r>
+              <w:t xml:space="preserve"> </w:t>
+            </w:r>
+            <w:r>
+              <w:rPr>
+                <w:rStyle w:val="VerbatimChar"/>
+              </w:rPr>
+              <w:t xml:space="preserve">primary_users</w:t>
+            </w:r>
+            <w:r>
+              <w:t xml:space="preserve"> </w:t>
+            </w:r>
+            <w:r>
+              <w:t xml:space="preserve">4종(NON_DEVELOPER_AI_BUILDERS/SOFTWARE_DEVELOPERS/PRODUCT_TEAMS/ENTERPRISE_ASSURANCE_TEAMS)만 정의 — 설계서의 6개 세그먼트는 더 세분화된 DESIGN_ONLY 분류, 계약 매핑 없음</w:t>
+            </w:r>
+          </w:p>
+        </w:tc>
+        <w:tc>
+          <w:tcPr/>
+          <w:p>
+            <w:pPr>
+              <w:pStyle w:val="Compact"/>
+              <w:jc w:val="left"/>
+            </w:pPr>
+            <w:r>
+              <w:t xml:space="preserve">FLAGGED</w:t>
+            </w:r>
+          </w:p>
+        </w:tc>
+      </w:tr>
+      <w:tr>
+        <w:tc>
+          <w:tcPr/>
+          <w:p>
+            <w:pPr>
+              <w:pStyle w:val="Compact"/>
+              <w:jc w:val="left"/>
+            </w:pPr>
+            <w:r>
+              <w:t xml:space="preserve">G16</w:t>
+            </w:r>
+          </w:p>
+        </w:tc>
+        <w:tc>
+          <w:tcPr/>
+          <w:p>
+            <w:pPr>
+              <w:pStyle w:val="Compact"/>
+              <w:jc w:val="left"/>
+            </w:pPr>
+            <w:r>
+              <w:t xml:space="preserve">검증 대상 범위</w:t>
+            </w:r>
+          </w:p>
+        </w:tc>
+        <w:tc>
+          <w:tcPr/>
+          <w:p>
+            <w:pPr>
+              <w:pStyle w:val="Compact"/>
+              <w:jc w:val="left"/>
+            </w:pPr>
+            <w:r>
+              <w:t xml:space="preserve">계약의</w:t>
+            </w:r>
+            <w:r>
+              <w:t xml:space="preserve"> </w:t>
+            </w:r>
+            <w:r>
+              <w:rPr>
+                <w:rStyle w:val="VerbatimChar"/>
+              </w:rPr>
+              <w:t xml:space="preserve">supported_target_types</w:t>
+            </w:r>
+            <w:r>
+              <w:t xml:space="preserve">에 Desktop/Mobile/Automation Workflow가 있는데 01은 언급 안 함</w:t>
+            </w:r>
+          </w:p>
+        </w:tc>
+        <w:tc>
+          <w:tcPr/>
+          <w:p>
+            <w:pPr>
+              <w:pStyle w:val="Compact"/>
+              <w:jc w:val="left"/>
+            </w:pPr>
+            <w:r>
+              <w:t xml:space="preserve">FLAGGED</w:t>
+            </w:r>
+          </w:p>
+        </w:tc>
+      </w:tr>
+      <w:tr>
+        <w:tc>
+          <w:tcPr/>
+          <w:p>
+            <w:pPr>
+              <w:pStyle w:val="Compact"/>
+              <w:jc w:val="left"/>
+            </w:pPr>
+            <w:r>
+              <w:t xml:space="preserve">G17</w:t>
+            </w:r>
+          </w:p>
+        </w:tc>
+        <w:tc>
+          <w:tcPr/>
+          <w:p>
+            <w:pPr>
+              <w:pStyle w:val="Compact"/>
+              <w:jc w:val="left"/>
+            </w:pPr>
+            <w:r>
+              <w:t xml:space="preserve">상품 채널 vs 엔진 배포 형태 혼동 위험</w:t>
+            </w:r>
+          </w:p>
+        </w:tc>
+        <w:tc>
+          <w:tcPr/>
+          <w:p>
+            <w:pPr>
+              <w:pStyle w:val="Compact"/>
+              <w:jc w:val="left"/>
+            </w:pPr>
+            <w:r>
+              <w:rPr>
+                <w:rStyle w:val="VerbatimChar"/>
+              </w:rPr>
+              <w:t xml:space="preserve">delivery_modes</w:t>
+            </w:r>
+            <w:r>
+              <w:t xml:space="preserve">(로컬/독립실행 중심)와 01의 Web/VS Code 상품구조는 서로 다른 계층 — 01에 구분 설명 추가</w:t>
+            </w:r>
+          </w:p>
+        </w:tc>
+        <w:tc>
+          <w:tcPr/>
+          <w:p>
+            <w:pPr>
+              <w:pStyle w:val="Compact"/>
+              <w:jc w:val="left"/>
+            </w:pPr>
+            <w:r>
+              <w:t xml:space="preserve">FIXED</w:t>
+            </w:r>
+          </w:p>
+        </w:tc>
+      </w:tr>
+      <w:tr>
+        <w:tc>
+          <w:tcPr/>
+          <w:p>
+            <w:pPr>
+              <w:pStyle w:val="Compact"/>
+              <w:jc w:val="left"/>
+            </w:pPr>
+            <w:r>
+              <w:t xml:space="preserve">G18</w:t>
+            </w:r>
+          </w:p>
+        </w:tc>
+        <w:tc>
+          <w:tcPr/>
+          <w:p>
+            <w:pPr>
+              <w:pStyle w:val="Compact"/>
+              <w:jc w:val="left"/>
+            </w:pPr>
+            <w:r>
+              <w:t xml:space="preserve">05 Web이 별도 Operation Surface인지</w:t>
+            </w:r>
+          </w:p>
+        </w:tc>
+        <w:tc>
+          <w:tcPr/>
+          <w:p>
+            <w:pPr>
+              <w:pStyle w:val="Compact"/>
+              <w:jc w:val="left"/>
+            </w:pPr>
+            <w:r>
+              <w:t xml:space="preserve">실제</w:t>
+            </w:r>
+            <w:r>
+              <w:t xml:space="preserve"> </w:t>
+            </w:r>
+            <w:r>
+              <w:rPr>
+                <w:rStyle w:val="VerbatimChar"/>
+              </w:rPr>
+              <w:t xml:space="preserve">generic_surfaces</w:t>
+            </w:r>
+            <w:r>
+              <w:t xml:space="preserve">는 CLI/LOCAL_AUTHENTICATED_API/VSCODE뿐, WEB 없음. Web은 LOCAL_AUTHENTICATED_API 클라이언트로 구현돼야 함을 05에 명시</w:t>
+            </w:r>
+          </w:p>
+        </w:tc>
+        <w:tc>
+          <w:tcPr/>
+          <w:p>
+            <w:pPr>
+              <w:pStyle w:val="Compact"/>
+              <w:jc w:val="left"/>
+            </w:pPr>
+            <w:r>
+              <w:t xml:space="preserve">FIXED</w:t>
+            </w:r>
+          </w:p>
+        </w:tc>
+      </w:tr>
+      <w:tr>
+        <w:tc>
+          <w:tcPr/>
+          <w:p>
+            <w:pPr>
+              <w:pStyle w:val="Compact"/>
+              <w:jc w:val="left"/>
+            </w:pPr>
+            <w:r>
+              <w:t xml:space="preserve">G19</w:t>
+            </w:r>
+          </w:p>
+        </w:tc>
+        <w:tc>
+          <w:tcPr/>
+          <w:p>
+            <w:pPr>
+              <w:pStyle w:val="Compact"/>
+              <w:jc w:val="left"/>
+            </w:pPr>
+            <w:r>
+              <w:t xml:space="preserve">Preflight 입력 종류</w:t>
+            </w:r>
+          </w:p>
+        </w:tc>
+        <w:tc>
+          <w:tcPr/>
+          <w:p>
+            <w:pPr>
+              <w:pStyle w:val="Compact"/>
+              <w:jc w:val="left"/>
+            </w:pPr>
+            <w:r>
+              <w:t xml:space="preserve">실제</w:t>
+            </w:r>
+            <w:r>
+              <w:t xml:space="preserve"> </w:t>
+            </w:r>
+            <w:r>
+              <w:rPr>
+                <w:rStyle w:val="VerbatimChar"/>
+              </w:rPr>
+              <w:t xml:space="preserve">target-adapter.v1.json</w:t>
+            </w:r>
+            <w:r>
+              <w:t xml:space="preserve">은 Package/Binary/Deployed Service/Document 세트도 지원하는데 05는 Git/Archive/Container만 언급</w:t>
+            </w:r>
+          </w:p>
+        </w:tc>
+        <w:tc>
+          <w:tcPr/>
+          <w:p>
+            <w:pPr>
+              <w:pStyle w:val="Compact"/>
+              <w:jc w:val="left"/>
+            </w:pPr>
+            <w:r>
+              <w:t xml:space="preserve">FIXED</w:t>
+            </w:r>
+          </w:p>
+        </w:tc>
+      </w:tr>
+      <w:tr>
+        <w:tc>
+          <w:tcPr/>
+          <w:p>
+            <w:pPr>
+              <w:pStyle w:val="Compact"/>
+              <w:jc w:val="left"/>
+            </w:pPr>
+            <w:r>
+              <w:t xml:space="preserve">G20</w:t>
+            </w:r>
+          </w:p>
+        </w:tc>
+        <w:tc>
+          <w:tcPr/>
+          <w:p>
+            <w:pPr>
+              <w:pStyle w:val="Compact"/>
+              <w:jc w:val="left"/>
+            </w:pPr>
+            <w:r>
+              <w:t xml:space="preserve">07 Component 모델의 실제 선례</w:t>
+            </w:r>
+          </w:p>
+        </w:tc>
+        <w:tc>
+          <w:tcPr/>
+          <w:p>
+            <w:pPr>
+              <w:pStyle w:val="Compact"/>
+              <w:jc w:val="left"/>
+            </w:pPr>
+            <w:r>
+              <w:rPr>
+                <w:rStyle w:val="VerbatimChar"/>
+              </w:rPr>
+              <w:t xml:space="preserve">module-boundary.v1.json</w:t>
+            </w:r>
+            <w:r>
+              <w:t xml:space="preserve">/</w:t>
+            </w:r>
+            <w:r>
+              <w:rPr>
+                <w:rStyle w:val="VerbatimChar"/>
+              </w:rPr>
+              <w:t xml:space="preserve">core-extension-boundary.v1.json</w:t>
+            </w:r>
+            <w:r>
+              <w:t xml:space="preserve">이 이미 ONSure 자신에 CBD 원칙(Core vs ORUDA Adapter)을 적용한 실제 계약 — 07에 교차참조 추가, 대상 프로그램용</w:t>
+            </w:r>
+            <w:r>
+              <w:t xml:space="preserve"> </w:t>
+            </w:r>
+            <w:r>
+              <w:rPr>
+                <w:rStyle w:val="VerbatimChar"/>
+              </w:rPr>
+              <w:t xml:space="preserve">component-contract.v1.schema.json</w:t>
+            </w:r>
+            <w:r>
+              <w:t xml:space="preserve">은 여전히 없음</w:t>
+            </w:r>
+          </w:p>
+        </w:tc>
+        <w:tc>
+          <w:tcPr/>
+          <w:p>
+            <w:pPr>
+              <w:pStyle w:val="Compact"/>
+              <w:jc w:val="left"/>
+            </w:pPr>
+            <w:r>
+              <w:t xml:space="preserve">FIXED(교차참조), OPEN(신규계약)</w:t>
+            </w:r>
+          </w:p>
+        </w:tc>
+      </w:tr>
+      <w:tr>
+        <w:tc>
+          <w:tcPr/>
+          <w:p>
+            <w:pPr>
+              <w:pStyle w:val="Compact"/>
+              <w:jc w:val="left"/>
+            </w:pPr>
+            <w:r>
+              <w:t xml:space="preserve">G21</w:t>
+            </w:r>
+          </w:p>
+        </w:tc>
+        <w:tc>
+          <w:tcPr/>
+          <w:p>
+            <w:pPr>
+              <w:pStyle w:val="Compact"/>
+              <w:jc w:val="left"/>
+            </w:pPr>
+            <w:r>
+              <w:t xml:space="preserve">07 Agent 최소권한의 실제 선례</w:t>
+            </w:r>
+          </w:p>
+        </w:tc>
+        <w:tc>
+          <w:tcPr/>
+          <w:p>
+            <w:pPr>
+              <w:pStyle w:val="Compact"/>
+              <w:jc w:val="left"/>
+            </w:pPr>
+            <w:r>
+              <w:rPr>
+                <w:rStyle w:val="VerbatimChar"/>
+              </w:rPr>
+              <w:t xml:space="preserve">public-sdk-boundary.v1.json</w:t>
+            </w:r>
+            <w:r>
+              <w:t xml:space="preserve">이 외부 SDK에 이미 FINAL_CLAIM/MERGE/PRODUCTION_GO Authority 공개 금지를 강제 — 07에 교차참조 추가</w:t>
+            </w:r>
+          </w:p>
+        </w:tc>
+        <w:tc>
+          <w:tcPr/>
+          <w:p>
+            <w:pPr>
+              <w:pStyle w:val="Compact"/>
+              <w:jc w:val="left"/>
+            </w:pPr>
+            <w:r>
+              <w:t xml:space="preserve">FIXED</w:t>
+            </w:r>
+          </w:p>
+        </w:tc>
+      </w:tr>
+    </w:tbl>
+    <w:p>
+      <w:pPr>
+        <w:pStyle w:val="BodyText"/>
+      </w:pPr>
       <w:r>
         <w:rPr>
           <w:rStyle w:val="VerbatimChar"/>
         </w:rPr>
-        <w:t xml:space="preserve">docs/master/01·07</w:t>
+        <w:t xml:space="preserve">docs/master</w:t>
       </w:r>
       <w:r>
-        <w:t xml:space="preserve"> </w:t>
-      </w:r>
-      <w:r>
-        <w:t xml:space="preserve">및 05의 나머지 부분은 아직 이 수준의 대조를 거치지 않았다.</w:t>
+        <w:t xml:space="preserve">의 8개 문서(00~07) 모두 최소 한 번씩 실제 계약과 대조를 거쳤다. 다만 이번 세 라운드(G8~G21)는 발견 즉시 수정한 것이라, 시간을 두고 전체를 처음부터 끝까지 계약과 한 줄씩 대조하는 완전한 재검토는 아니다.</w:t>
       </w:r>
     </w:p>
-    <w:bookmarkEnd w:id="33"/>
     <w:bookmarkEnd w:id="34"/>
-    <w:bookmarkStart w:id="35" w:name="f.-문서-거버넌스-참고-결정-아님"/>
+    <w:bookmarkEnd w:id="35"/>
+    <w:bookmarkStart w:id="36" w:name="f.-문서-거버넌스-참고-결정-아님"/>
     <w:p>
       <w:pPr>
         <w:pStyle w:val="Heading2"/>
@@ -3526,8 +4054,8 @@
         </w:tc>
       </w:tr>
     </w:tbl>
-    <w:bookmarkEnd w:id="35"/>
     <w:bookmarkEnd w:id="36"/>
+    <w:bookmarkEnd w:id="37"/>
     <w:sectPr/>
   </w:body>
 </w:document>

--- a/docs/master/doc/08_REVIEW_CHECKLIST_OPEN_DECISIONS.docx
+++ b/docs/master/doc/08_REVIEW_CHECKLIST_OPEN_DECISIONS.docx
@@ -10,7 +10,7 @@
         <w:t xml:space="preserve">08_REVIEW_CHECKLIST_OPEN_DECISIONS</w:t>
       </w:r>
     </w:p>
-    <w:bookmarkStart w:id="37" w:name="검토용-체크리스트-확정-필요-항목"/>
+    <w:bookmarkStart w:id="38" w:name="검토용-체크리스트-확정-필요-항목"/>
     <w:p>
       <w:pPr>
         <w:pStyle w:val="Heading1"/>
@@ -2074,7 +2074,7 @@
       </w:tr>
     </w:tbl>
     <w:bookmarkEnd w:id="32"/>
-    <w:bookmarkStart w:id="35" w:name="g.-계약-정합성-엔지니어링-신규-2026-08-07-발견"/>
+    <w:bookmarkStart w:id="36" w:name="g.-계약-정합성-엔지니어링-신규-2026-08-07-발견"/>
     <w:p>
       <w:pPr>
         <w:pStyle w:val="Heading2"/>
@@ -3776,8 +3776,617 @@
       </w:r>
     </w:p>
     <w:bookmarkEnd w:id="34"/>
+    <w:bookmarkStart w:id="35" w:name="차-대조-심화-결과"/>
+    <w:p>
+      <w:pPr>
+        <w:pStyle w:val="Heading3"/>
+      </w:pPr>
+      <w:r>
+        <w:t xml:space="preserve">2026-08-07 4차 대조 (심화) 결과</w:t>
+      </w:r>
+    </w:p>
+    <w:tbl>
+      <w:tblPr>
+        <w:tblStyle w:val="Table"/>
+        <w:tblW w:type="pct" w:w="5000"/>
+        <w:tblLook w:firstRow="1" w:lastRow="0" w:firstColumn="0" w:lastColumn="0" w:noHBand="0" w:noVBand="0" w:val="0020"/>
+        <w:jc w:val="start"/>
+      </w:tblPr>
+      <w:tblGrid>
+        <w:gridCol w:w="1980"/>
+        <w:gridCol w:w="1980"/>
+        <w:gridCol w:w="1980"/>
+        <w:gridCol w:w="1980"/>
+      </w:tblGrid>
+      <w:tr>
+        <w:trPr>
+          <w:tblHeader w:val="true"/>
+        </w:trPr>
+        <w:tc>
+          <w:tcPr/>
+          <w:p>
+            <w:pPr>
+              <w:pStyle w:val="Compact"/>
+              <w:jc w:val="left"/>
+            </w:pPr>
+            <w:r>
+              <w:t xml:space="preserve">#</w:t>
+            </w:r>
+          </w:p>
+        </w:tc>
+        <w:tc>
+          <w:tcPr/>
+          <w:p>
+            <w:pPr>
+              <w:pStyle w:val="Compact"/>
+              <w:jc w:val="left"/>
+            </w:pPr>
+            <w:r>
+              <w:t xml:space="preserve">항목</w:t>
+            </w:r>
+          </w:p>
+        </w:tc>
+        <w:tc>
+          <w:tcPr/>
+          <w:p>
+            <w:pPr>
+              <w:pStyle w:val="Compact"/>
+              <w:jc w:val="left"/>
+            </w:pPr>
+            <w:r>
+              <w:t xml:space="preserve">발견</w:t>
+            </w:r>
+          </w:p>
+        </w:tc>
+        <w:tc>
+          <w:tcPr/>
+          <w:p>
+            <w:pPr>
+              <w:pStyle w:val="Compact"/>
+              <w:jc w:val="left"/>
+            </w:pPr>
+            <w:r>
+              <w:t xml:space="preserve">조치</w:t>
+            </w:r>
+          </w:p>
+        </w:tc>
+      </w:tr>
+      <w:tr>
+        <w:tc>
+          <w:tcPr/>
+          <w:p>
+            <w:pPr>
+              <w:pStyle w:val="Compact"/>
+              <w:jc w:val="left"/>
+            </w:pPr>
+            <w:r>
+              <w:t xml:space="preserve">G22</w:t>
+            </w:r>
+          </w:p>
+        </w:tc>
+        <w:tc>
+          <w:tcPr/>
+          <w:p>
+            <w:pPr>
+              <w:pStyle w:val="Compact"/>
+              <w:jc w:val="left"/>
+            </w:pPr>
+            <w:r>
+              <w:t xml:space="preserve">05 Autopilot 정의</w:t>
+            </w:r>
+          </w:p>
+        </w:tc>
+        <w:tc>
+          <w:tcPr/>
+          <w:p>
+            <w:pPr>
+              <w:pStyle w:val="Compact"/>
+              <w:jc w:val="left"/>
+            </w:pPr>
+            <w:r>
+              <w:t xml:space="preserve">실제</w:t>
+            </w:r>
+            <w:r>
+              <w:t xml:space="preserve"> </w:t>
+            </w:r>
+            <w:r>
+              <w:rPr>
+                <w:rStyle w:val="VerbatimChar"/>
+              </w:rPr>
+              <w:t xml:space="preserve">unattended-autopilot.v1.json</w:t>
+            </w:r>
+            <w:r>
+              <w:t xml:space="preserve">은 FINAL_PASS/PRODUCTION_GO/FORCE_PUSH/HARD_RESET 등 11개 명시적 금지행위,</w:t>
+            </w:r>
+            <w:r>
+              <w:t xml:space="preserve"> </w:t>
+            </w:r>
+            <w:r>
+              <w:rPr>
+                <w:rStyle w:val="VerbatimChar"/>
+              </w:rPr>
+              <w:t xml:space="preserve">merge_authorization.authorized</w:t>
+            </w:r>
+            <w:r>
+              <w:t xml:space="preserve"> </w:t>
+            </w:r>
+            <w:r>
+              <w:t xml:space="preserve">항상 false, 단계별 최대 재시도 1회로 이 설계서보다 훨씬 엄격 — 05에 흡수</w:t>
+            </w:r>
+          </w:p>
+        </w:tc>
+        <w:tc>
+          <w:tcPr/>
+          <w:p>
+            <w:pPr>
+              <w:pStyle w:val="Compact"/>
+              <w:jc w:val="left"/>
+            </w:pPr>
+            <w:r>
+              <w:t xml:space="preserve">FIXED</w:t>
+            </w:r>
+          </w:p>
+        </w:tc>
+      </w:tr>
+      <w:tr>
+        <w:tc>
+          <w:tcPr/>
+          <w:p>
+            <w:pPr>
+              <w:pStyle w:val="Compact"/>
+              <w:jc w:val="left"/>
+            </w:pPr>
+            <w:r>
+              <w:t xml:space="preserve">G23</w:t>
+            </w:r>
+          </w:p>
+        </w:tc>
+        <w:tc>
+          <w:tcPr/>
+          <w:p>
+            <w:pPr>
+              <w:pStyle w:val="Compact"/>
+              <w:jc w:val="left"/>
+            </w:pPr>
+            <w:r>
+              <w:t xml:space="preserve">04 Sandbox 격리기술</w:t>
+            </w:r>
+          </w:p>
+        </w:tc>
+        <w:tc>
+          <w:tcPr/>
+          <w:p>
+            <w:pPr>
+              <w:pStyle w:val="Compact"/>
+              <w:jc w:val="left"/>
+            </w:pPr>
+            <w:r>
+              <w:t xml:space="preserve">이 설계서가</w:t>
+            </w:r>
+            <w:r>
+              <w:t xml:space="preserve"> </w:t>
+            </w:r>
+            <w:r>
+              <w:t xml:space="preserve">“</w:t>
+            </w:r>
+            <w:r>
+              <w:t xml:space="preserve">MicroVM 또는 동급</w:t>
+            </w:r>
+            <w:r>
+              <w:t xml:space="preserve">”</w:t>
+            </w:r>
+            <w:r>
+              <w:t xml:space="preserve">이라 쓴 건 부정확 — 실제는 Rootless Bubblewrap(</w:t>
+            </w:r>
+            <w:r>
+              <w:rPr>
+                <w:rStyle w:val="VerbatimChar"/>
+              </w:rPr>
+              <w:t xml:space="preserve">bwrap</w:t>
+            </w:r>
+            <w:r>
+              <w:t xml:space="preserve">)으로 고정(</w:t>
+            </w:r>
+            <w:r>
+              <w:rPr>
+                <w:rStyle w:val="VerbatimChar"/>
+              </w:rPr>
+              <w:t xml:space="preserve">remote_ci_backend: FORBIDDEN</w:t>
+            </w:r>
+            <w:r>
+              <w:t xml:space="preserve">). README의</w:t>
+            </w:r>
+            <w:r>
+              <w:t xml:space="preserve"> </w:t>
+            </w:r>
+            <w:r>
+              <w:t xml:space="preserve">“</w:t>
+            </w:r>
+            <w:r>
+              <w:t xml:space="preserve">Rootless Bubblewrap Sandbox</w:t>
+            </w:r>
+            <w:r>
+              <w:t xml:space="preserve">”</w:t>
+            </w:r>
+            <w:r>
+              <w:t xml:space="preserve">와도 일치. 04 정정 완료</w:t>
+            </w:r>
+          </w:p>
+        </w:tc>
+        <w:tc>
+          <w:tcPr/>
+          <w:p>
+            <w:pPr>
+              <w:pStyle w:val="Compact"/>
+              <w:jc w:val="left"/>
+            </w:pPr>
+            <w:r>
+              <w:t xml:space="preserve">FIXED</w:t>
+            </w:r>
+          </w:p>
+        </w:tc>
+      </w:tr>
+      <w:tr>
+        <w:tc>
+          <w:tcPr/>
+          <w:p>
+            <w:pPr>
+              <w:pStyle w:val="Compact"/>
+              <w:jc w:val="left"/>
+            </w:pPr>
+            <w:r>
+              <w:t xml:space="preserve">G24</w:t>
+            </w:r>
+          </w:p>
+        </w:tc>
+        <w:tc>
+          <w:tcPr/>
+          <w:p>
+            <w:pPr>
+              <w:pStyle w:val="Compact"/>
+              <w:jc w:val="left"/>
+            </w:pPr>
+            <w:r>
+              <w:t xml:space="preserve">01 Preflight 판정 분류</w:t>
+            </w:r>
+          </w:p>
+        </w:tc>
+        <w:tc>
+          <w:tcPr/>
+          <w:p>
+            <w:pPr>
+              <w:pStyle w:val="Compact"/>
+              <w:jc w:val="left"/>
+            </w:pPr>
+            <w:r>
+              <w:rPr>
+                <w:rStyle w:val="VerbatimChar"/>
+              </w:rPr>
+              <w:t xml:space="preserve">docs/v2/03_WEB_ONE_TIME_SERVICE_POLICY.md</w:t>
+            </w:r>
+            <w:r>
+              <w:t xml:space="preserve">에 READY/NEEDS_BASELINE/RECOMMEND_LEARN_VERIFY/CUSTOM_QUOTE/REJECT/HOLD 판정 분류와 2단계 결제(사전진단비+차액)가 이미 상세 설계돼 있었음 — 01에 흡수</w:t>
+            </w:r>
+          </w:p>
+        </w:tc>
+        <w:tc>
+          <w:tcPr/>
+          <w:p>
+            <w:pPr>
+              <w:pStyle w:val="Compact"/>
+              <w:jc w:val="left"/>
+            </w:pPr>
+            <w:r>
+              <w:t xml:space="preserve">FIXED</w:t>
+            </w:r>
+          </w:p>
+        </w:tc>
+      </w:tr>
+      <w:tr>
+        <w:tc>
+          <w:tcPr/>
+          <w:p>
+            <w:pPr>
+              <w:pStyle w:val="Compact"/>
+              <w:jc w:val="left"/>
+            </w:pPr>
+            <w:r>
+              <w:t xml:space="preserve">G25</w:t>
+            </w:r>
+          </w:p>
+        </w:tc>
+        <w:tc>
+          <w:tcPr/>
+          <w:p>
+            <w:pPr>
+              <w:pStyle w:val="Compact"/>
+              <w:jc w:val="left"/>
+            </w:pPr>
+            <w:r>
+              <w:t xml:space="preserve">02 FR-COM-008 실제 근거</w:t>
+            </w:r>
+          </w:p>
+        </w:tc>
+        <w:tc>
+          <w:tcPr/>
+          <w:p>
+            <w:pPr>
+              <w:pStyle w:val="Compact"/>
+              <w:jc w:val="left"/>
+            </w:pPr>
+            <w:r>
+              <w:rPr>
+                <w:rStyle w:val="VerbatimChar"/>
+              </w:rPr>
+              <w:t xml:space="preserve">main-branch-protection.v1.json</w:t>
+            </w:r>
+            <w:r>
+              <w:t xml:space="preserve">(babyandi/ONSure main)의 구체 설정(PR 필수, 최소승인 1, Force Push 차단, 관리자 예외없음 등)을 02에 추가해 정책 문장에 실제 근거 결속</w:t>
+            </w:r>
+          </w:p>
+        </w:tc>
+        <w:tc>
+          <w:tcPr/>
+          <w:p>
+            <w:pPr>
+              <w:pStyle w:val="Compact"/>
+              <w:jc w:val="left"/>
+            </w:pPr>
+            <w:r>
+              <w:t xml:space="preserve">FIXED</w:t>
+            </w:r>
+          </w:p>
+        </w:tc>
+      </w:tr>
+      <w:tr>
+        <w:tc>
+          <w:tcPr/>
+          <w:p>
+            <w:pPr>
+              <w:pStyle w:val="Compact"/>
+              <w:jc w:val="left"/>
+            </w:pPr>
+            <w:r>
+              <w:t xml:space="preserve">G26</w:t>
+            </w:r>
+          </w:p>
+        </w:tc>
+        <w:tc>
+          <w:tcPr/>
+          <w:p>
+            <w:pPr>
+              <w:pStyle w:val="Compact"/>
+              <w:jc w:val="left"/>
+            </w:pPr>
+            <w:r>
+              <w:rPr>
+                <w:rStyle w:val="VerbatimChar"/>
+              </w:rPr>
+              <w:t xml:space="preserve">docs/v2/</w:t>
+            </w:r>
+            <w:r>
+              <w:t xml:space="preserve"> </w:t>
+            </w:r>
+            <w:r>
+              <w:t xml:space="preserve">문서군 발견</w:t>
+            </w:r>
+          </w:p>
+        </w:tc>
+        <w:tc>
+          <w:tcPr/>
+          <w:p>
+            <w:pPr>
+              <w:pStyle w:val="Compact"/>
+              <w:jc w:val="left"/>
+            </w:pPr>
+            <w:r>
+              <w:t xml:space="preserve">00~09 완전한 문서 세트(01_BUSINESS_PLAN, 02_PRODUCT_AND_SERVICE_MODEL, 03_WEB_ONE_TIME_SERVICE_POLICY, 04_VSCODE_SUBSCRIPTION_POLICY, 05_LICENSE_PAYMENT_OLICENSE_INTEGRATION, 06~09)가 별도로 존재.</w:t>
+            </w:r>
+            <w:r>
+              <w:t xml:space="preserve"> </w:t>
+            </w:r>
+            <w:r>
+              <w:rPr>
+                <w:rStyle w:val="VerbatimChar"/>
+              </w:rPr>
+              <w:t xml:space="preserve">docs/master</w:t>
+            </w:r>
+            <w:r>
+              <w:t xml:space="preserve">와 같은 주제(Web/VS Code 상품, OLicense)를 훨씬 상세히 다루며 내용이 상당히 정합적이었음(적대적이지 않음, docs/05·07과 다른 케이스). DESIGN_AUTHORITY 순위표에서 여전히 최하위(§2 순위 12번,</w:t>
+            </w:r>
+            <w:r>
+              <w:t xml:space="preserve"> </w:t>
+            </w:r>
+            <w:r>
+              <w:t xml:space="preserve">“</w:t>
+            </w:r>
+            <w:r>
+              <w:t xml:space="preserve">참고 자료</w:t>
+            </w:r>
+            <w:r>
+              <w:t xml:space="preserve">”</w:t>
+            </w:r>
+            <w:r>
+              <w:t xml:space="preserve">)로만 취급되는 게 맞는지는 미확정 — 04·06~09는 아직 안 읽음</w:t>
+            </w:r>
+          </w:p>
+        </w:tc>
+        <w:tc>
+          <w:tcPr/>
+          <w:p>
+            <w:pPr>
+              <w:pStyle w:val="Compact"/>
+              <w:jc w:val="left"/>
+            </w:pPr>
+            <w:r>
+              <w:t xml:space="preserve">PARTIAL(03·05만 흡수)</w:t>
+            </w:r>
+          </w:p>
+        </w:tc>
+      </w:tr>
+      <w:tr>
+        <w:tc>
+          <w:tcPr/>
+          <w:p>
+            <w:pPr>
+              <w:pStyle w:val="Compact"/>
+              <w:jc w:val="left"/>
+            </w:pPr>
+            <w:r>
+              <w:t xml:space="preserve">G27</w:t>
+            </w:r>
+          </w:p>
+        </w:tc>
+        <w:tc>
+          <w:tcPr/>
+          <w:p>
+            <w:pPr>
+              <w:pStyle w:val="Compact"/>
+              <w:jc w:val="left"/>
+            </w:pPr>
+            <w:r>
+              <w:rPr>
+                <w:rStyle w:val="VerbatimChar"/>
+              </w:rPr>
+              <w:t xml:space="preserve">contracts/requirements-traceability.v1.json</w:t>
+            </w:r>
+            <w:r>
+              <w:t xml:space="preserve">의 오래된 design_refs</w:t>
+            </w:r>
+          </w:p>
+        </w:tc>
+        <w:tc>
+          <w:tcPr/>
+          <w:p>
+            <w:pPr>
+              <w:pStyle w:val="Compact"/>
+              <w:jc w:val="left"/>
+            </w:pPr>
+            <w:r>
+              <w:t xml:space="preserve">이 실제 추적 레지스트리가 WEB-SERVICE-CASE·OLICENSE·RCA·IMPROVEMENT-PATCH·IMPROVEMENT-PROOF·WORKSPACE-INTAKE·GIT-DELIVERY 항목에서 여전히</w:t>
+            </w:r>
+            <w:r>
+              <w:t xml:space="preserve"> </w:t>
+            </w:r>
+            <w:r>
+              <w:rPr>
+                <w:rStyle w:val="VerbatimChar"/>
+              </w:rPr>
+              <w:t xml:space="preserve">docs/05</w:t>
+            </w:r>
+            <w:r>
+              <w:t xml:space="preserve">(이번 세션에 DEPRECATED 처리)와</w:t>
+            </w:r>
+            <w:r>
+              <w:t xml:space="preserve"> </w:t>
+            </w:r>
+            <w:r>
+              <w:rPr>
+                <w:rStyle w:val="VerbatimChar"/>
+              </w:rPr>
+              <w:t xml:space="preserve">docs/v2/*</w:t>
+            </w:r>
+            <w:r>
+              <w:t xml:space="preserve">,</w:t>
+            </w:r>
+            <w:r>
+              <w:t xml:space="preserve"> </w:t>
+            </w:r>
+            <w:r>
+              <w:rPr>
+                <w:rStyle w:val="VerbatimChar"/>
+              </w:rPr>
+              <w:t xml:space="preserve">docs/03_GIT_AND_CHANGE_GOVERNANCE.md</w:t>
+            </w:r>
+            <w:r>
+              <w:t xml:space="preserve">를 design_refs로 인용 중. 이 파일은 현재 다른 무관한 작업으로 staged+unstaged 상태(MM)라 제가 수정하지 않음 — 그 작업 소유자가 docs/master 기준으로 재결속해야 함</w:t>
+            </w:r>
+          </w:p>
+        </w:tc>
+        <w:tc>
+          <w:tcPr/>
+          <w:p>
+            <w:pPr>
+              <w:pStyle w:val="Compact"/>
+              <w:jc w:val="left"/>
+            </w:pPr>
+            <w:r>
+              <w:t xml:space="preserve">NOT_TOUCHED(소유자 확인 필요)</w:t>
+            </w:r>
+          </w:p>
+        </w:tc>
+      </w:tr>
+      <w:tr>
+        <w:tc>
+          <w:tcPr/>
+          <w:p>
+            <w:pPr>
+              <w:pStyle w:val="Compact"/>
+              <w:jc w:val="left"/>
+            </w:pPr>
+            <w:r>
+              <w:t xml:space="preserve">G28</w:t>
+            </w:r>
+          </w:p>
+        </w:tc>
+        <w:tc>
+          <w:tcPr/>
+          <w:p>
+            <w:pPr>
+              <w:pStyle w:val="Compact"/>
+              <w:jc w:val="left"/>
+            </w:pPr>
+            <w:r>
+              <w:rPr>
+                <w:rStyle w:val="VerbatimChar"/>
+              </w:rPr>
+              <w:t xml:space="preserve">contracts/state-machine.v1.json</w:t>
+            </w:r>
+          </w:p>
+        </w:tc>
+        <w:tc>
+          <w:tcPr/>
+          <w:p>
+            <w:pPr>
+              <w:pStyle w:val="Compact"/>
+              <w:jc w:val="left"/>
+            </w:pPr>
+            <w:r>
+              <w:rPr>
+                <w:rStyle w:val="VerbatimChar"/>
+              </w:rPr>
+              <w:t xml:space="preserve">state-model-mapping.v1.json</w:t>
+            </w:r>
+            <w:r>
+              <w:t xml:space="preserve">(고객 대상 실행)과는 별개로, ONSure 자신의 내부 개발/퍼블리시 파이프라인(UNINITIALIZED→…→PUBLICATION_ELIGIBLE) 상태기계가 따로 존재 — 고객向 설계서와 직접 관련 없어 반영 안 함, 혼동 방지용으로만 기록</w:t>
+            </w:r>
+          </w:p>
+        </w:tc>
+        <w:tc>
+          <w:tcPr/>
+          <w:p>
+            <w:pPr>
+              <w:pStyle w:val="Compact"/>
+              <w:jc w:val="left"/>
+            </w:pPr>
+            <w:r>
+              <w:t xml:space="preserve">NOTED</w:t>
+            </w:r>
+          </w:p>
+        </w:tc>
+      </w:tr>
+    </w:tbl>
+    <w:p>
+      <w:pPr>
+        <w:pStyle w:val="BodyText"/>
+      </w:pPr>
+      <w:r>
+        <w:t xml:space="preserve">docs/v2/04(VS Code 구독정책), 06(운영프로세스·고객여정), 07(아키텍처·데이터모델), 08(구현로드맵), 09(AI 자동학습 전략)는 아직 안 읽었다 — 04·06·07은 이 설계서의 VS Code 상품, 06_TEST_OPERATION_IMPLEMENTATION_PLAN, 04_ARCHITECTURE_DATA_API_OLICENSE와 직접 겹치므로 다음 대조 대상 1순위다.</w:t>
+      </w:r>
+    </w:p>
     <w:bookmarkEnd w:id="35"/>
-    <w:bookmarkStart w:id="36" w:name="f.-문서-거버넌스-참고-결정-아님"/>
+    <w:bookmarkEnd w:id="36"/>
+    <w:bookmarkStart w:id="37" w:name="f.-문서-거버넌스-참고-결정-아님"/>
     <w:p>
       <w:pPr>
         <w:pStyle w:val="Heading2"/>
@@ -4054,8 +4663,8 @@
         </w:tc>
       </w:tr>
     </w:tbl>
-    <w:bookmarkEnd w:id="36"/>
     <w:bookmarkEnd w:id="37"/>
+    <w:bookmarkEnd w:id="38"/>
     <w:sectPr/>
   </w:body>
 </w:document>

--- a/docs/master/doc/08_REVIEW_CHECKLIST_OPEN_DECISIONS.docx
+++ b/docs/master/doc/08_REVIEW_CHECKLIST_OPEN_DECISIONS.docx
@@ -10,7 +10,7 @@
         <w:t xml:space="preserve">08_REVIEW_CHECKLIST_OPEN_DECISIONS</w:t>
       </w:r>
     </w:p>
-    <w:bookmarkStart w:id="38" w:name="검토용-체크리스트-확정-필요-항목"/>
+    <w:bookmarkStart w:id="39" w:name="검토용-체크리스트-확정-필요-항목"/>
     <w:p>
       <w:pPr>
         <w:pStyle w:val="Heading1"/>
@@ -2074,7 +2074,7 @@
       </w:tr>
     </w:tbl>
     <w:bookmarkEnd w:id="32"/>
-    <w:bookmarkStart w:id="36" w:name="g.-계약-정합성-엔지니어링-신규-2026-08-07-발견"/>
+    <w:bookmarkStart w:id="37" w:name="g.-계약-정합성-엔지니어링-신규-2026-08-07-발견"/>
     <w:p>
       <w:pPr>
         <w:pStyle w:val="Heading2"/>
@@ -4381,12 +4381,217 @@
         <w:pStyle w:val="BodyText"/>
       </w:pPr>
       <w:r>
-        <w:t xml:space="preserve">docs/v2/04(VS Code 구독정책), 06(운영프로세스·고객여정), 07(아키텍처·데이터모델), 08(구현로드맵), 09(AI 자동학습 전략)는 아직 안 읽었다 — 04·06·07은 이 설계서의 VS Code 상품, 06_TEST_OPERATION_IMPLEMENTATION_PLAN, 04_ARCHITECTURE_DATA_API_OLICENSE와 직접 겹치므로 다음 대조 대상 1순위다.</w:t>
+        <w:t xml:space="preserve">docs/v2/04(VS Code 구독정책), 06(운영프로세스·고객여정), 07(아키텍처·데이터모델), 08(구현로드맵), 09(AI 자동학습 전략)도 모두 읽었다. 04의 Credit 초과정책(HARD_STOP/AUTO_TOP_UP/PAY_AS_YOU_GO/ADMIN_APPROVAL_REQUIRED)과 Web↔VS Code Program Profile 전환, 07의 신뢰경계 원칙(Feature 표시≠권한 증거, 결제성공만으로 실행 불가)을 01·04에 흡수했다.</w:t>
       </w:r>
     </w:p>
     <w:bookmarkEnd w:id="35"/>
+    <w:bookmarkStart w:id="36" w:name="X622e963076cb04efb1e8ad8a7aef5e1ac3f7340"/>
+    <w:p>
+      <w:pPr>
+        <w:pStyle w:val="Heading3"/>
+      </w:pPr>
+      <w:r>
+        <w:t xml:space="preserve">G29 — 미흡수 대형 항목: Target AI Auto-Learning (결정 필요, 최우선)</w:t>
+      </w:r>
+    </w:p>
+    <w:p>
+      <w:pPr>
+        <w:pStyle w:val="FirstParagraph"/>
+      </w:pPr>
+      <w:r>
+        <w:rPr>
+          <w:rStyle w:val="VerbatimChar"/>
+        </w:rPr>
+        <w:t xml:space="preserve">docs/v2/09_TARGET_AI_AUTO_LEARNING_BUSINESS_AND_DEVELOPMENT_STRATEGY.md</w:t>
+      </w:r>
+      <w:r>
+        <w:t xml:space="preserve">(1216줄, 커밋 SHA</w:t>
+      </w:r>
+      <w:r>
+        <w:t xml:space="preserve"> </w:t>
+      </w:r>
+      <w:r>
+        <w:rPr>
+          <w:rStyle w:val="VerbatimChar"/>
+        </w:rPr>
+        <w:t xml:space="preserve">5a761ccf...</w:t>
+      </w:r>
+      <w:r>
+        <w:t xml:space="preserve">에 고정된 NON_FINAL 설계 보완안)가</w:t>
+      </w:r>
+      <w:r>
+        <w:t xml:space="preserve"> </w:t>
+      </w:r>
+      <w:r>
+        <w:rPr>
+          <w:rStyle w:val="VerbatimChar"/>
+        </w:rPr>
+        <w:t xml:space="preserve">docs/master</w:t>
+      </w:r>
+      <w:r>
+        <w:t xml:space="preserve">에 전혀 없는 새 사업 축을 정의한다.</w:t>
+      </w:r>
+    </w:p>
+    <w:p>
+      <w:pPr>
+        <w:numPr>
+          <w:ilvl w:val="0"/>
+          <w:numId w:val="1001"/>
+        </w:numPr>
+        <w:pStyle w:val="Compact"/>
+      </w:pPr>
+      <w:r>
+        <w:rPr>
+          <w:bCs/>
+          <w:b/>
+        </w:rPr>
+        <w:t xml:space="preserve">Program Understanding Learning</w:t>
+      </w:r>
+      <w:r>
+        <w:t xml:space="preserve">(=이 설계서의 OLearning)과</w:t>
+      </w:r>
+      <w:r>
+        <w:t xml:space="preserve"> </w:t>
+      </w:r>
+      <w:r>
+        <w:rPr>
+          <w:bCs/>
+          <w:b/>
+        </w:rPr>
+        <w:t xml:space="preserve">Target AI Auto-Learning</w:t>
+      </w:r>
+      <w:r>
+        <w:t xml:space="preserve">(대상 프로그램 내부의 RAG/Prompt/Agent/Tool선택정책/예측·분류·추천·비전 Model을 실제 데이터로 재학습·개선)을 명확히 별개 기능으로 구분한다. 목적·입력·산출물·비용·위험·라이선스 단위가 전부 다르다.</w:t>
+      </w:r>
+    </w:p>
+    <w:p>
+      <w:pPr>
+        <w:numPr>
+          <w:ilvl w:val="0"/>
+          <w:numId w:val="1001"/>
+        </w:numPr>
+        <w:pStyle w:val="Compact"/>
+      </w:pPr>
+      <w:r>
+        <w:t xml:space="preserve">확장된 파이프라인을 제안한다:</w:t>
+      </w:r>
+      <w:r>
+        <w:t xml:space="preserve"> </w:t>
+      </w:r>
+      <w:r>
+        <w:rPr>
+          <w:rStyle w:val="VerbatimChar"/>
+        </w:rPr>
+        <w:t xml:space="preserve">Understand → Verify → Diagnose → Decide → Improve or Train → Independently Re-verify → Prove → Deploy → Observe → Re-learn</w:t>
+      </w:r>
+      <w:r>
+        <w:t xml:space="preserve"> </w:t>
+      </w:r>
+      <w:r>
+        <w:t xml:space="preserve">— 이 설계서 00의</w:t>
+      </w:r>
+      <w:r>
+        <w:t xml:space="preserve"> </w:t>
+      </w:r>
+      <w:r>
+        <w:rPr>
+          <w:rStyle w:val="VerbatimChar"/>
+        </w:rPr>
+        <w:t xml:space="preserve">Understand → Plan → Review → Verify → Improve → Prove → Remember</w:t>
+      </w:r>
+      <w:r>
+        <w:t xml:space="preserve">와 다르다. 특히</w:t>
+      </w:r>
+      <w:r>
+        <w:t xml:space="preserve"> </w:t>
+      </w:r>
+      <w:r>
+        <w:rPr>
+          <w:bCs/>
+          <w:b/>
+        </w:rPr>
+        <w:t xml:space="preserve">Diagnose</w:t>
+      </w:r>
+      <w:r>
+        <w:t xml:space="preserve">(별도 단계로 분리, docs/07 Diagnosis Engine과 같은 방향),</w:t>
+      </w:r>
+      <w:r>
+        <w:t xml:space="preserve"> </w:t>
+      </w:r>
+      <w:r>
+        <w:rPr>
+          <w:bCs/>
+          <w:b/>
+        </w:rPr>
+        <w:t xml:space="preserve">Deploy/Observe/Re-learn</w:t>
+      </w:r>
+      <w:r>
+        <w:t xml:space="preserve">(운영 배포 후 피드백 루프)이 이 설계서에는 아예 없다.</w:t>
+      </w:r>
+    </w:p>
+    <w:p>
+      <w:pPr>
+        <w:numPr>
+          <w:ilvl w:val="0"/>
+          <w:numId w:val="1001"/>
+        </w:numPr>
+        <w:pStyle w:val="Compact"/>
+      </w:pPr>
+      <w:r>
+        <w:t xml:space="preserve">사업성 평가를 솔직하게 NON_FINAL로 명시하고(</w:t>
+      </w:r>
+      <w:r>
+        <w:t xml:space="preserve">“</w:t>
+      </w:r>
+      <w:r>
+        <w:t xml:space="preserve">사업기회는 유효하지만 아직 사업성이 입증된 것은 아니다</w:t>
+      </w:r>
+      <w:r>
+        <w:t xml:space="preserve">”</w:t>
+      </w:r>
+      <w:r>
+        <w:t xml:space="preserve">), 초기엔 RAG·Prompt 개선과 AI 생성 코드 안정화부터 유료 Case로 검증하라고 제안한다.</w:t>
+      </w:r>
+    </w:p>
+    <w:p>
+      <w:pPr>
+        <w:pStyle w:val="FirstParagraph"/>
+      </w:pPr>
+      <w:r>
+        <w:rPr>
+          <w:bCs/>
+          <w:b/>
+        </w:rPr>
+        <w:t xml:space="preserve">결정 필요</w:t>
+      </w:r>
+      <w:r>
+        <w:t xml:space="preserve">: 이 사업 축을</w:t>
+      </w:r>
+      <w:r>
+        <w:t xml:space="preserve"> </w:t>
+      </w:r>
+      <w:r>
+        <w:rPr>
+          <w:rStyle w:val="VerbatimChar"/>
+        </w:rPr>
+        <w:t xml:space="preserve">docs/master</w:t>
+      </w:r>
+      <w:r>
+        <w:t xml:space="preserve">에 정식 흡수할지, 별도 트랙(</w:t>
+      </w:r>
+      <w:r>
+        <w:rPr>
+          <w:rStyle w:val="VerbatimChar"/>
+        </w:rPr>
+        <w:t xml:space="preserve">docs/v2</w:t>
+      </w:r>
+      <w:r>
+        <w:t xml:space="preserve">)으로 유지할지, 아니면 아직 시기상조로 보류할지 — 흡수하면 00의 파이프라인·02의 프로그램 구성·04의 데이터모델·01의 상품구조 전반에 영향을 주는 큰 변경이라 이번 세션에서 임의로 병합하지 않았다.</w:t>
+      </w:r>
+    </w:p>
     <w:bookmarkEnd w:id="36"/>
-    <w:bookmarkStart w:id="37" w:name="f.-문서-거버넌스-참고-결정-아님"/>
+    <w:bookmarkEnd w:id="37"/>
+    <w:bookmarkStart w:id="38" w:name="f.-문서-거버넌스-참고-결정-아님"/>
     <w:p>
       <w:pPr>
         <w:pStyle w:val="Heading2"/>
@@ -4663,8 +4868,8 @@
         </w:tc>
       </w:tr>
     </w:tbl>
-    <w:bookmarkEnd w:id="37"/>
     <w:bookmarkEnd w:id="38"/>
+    <w:bookmarkEnd w:id="39"/>
     <w:sectPr/>
   </w:body>
 </w:document>
@@ -4771,8 +4976,87 @@
       </w:pPr>
     </w:lvl>
   </w:abstractNum>
+  <w:abstractNum w:abstractNumId="991">
+    <w:nsid w:val="A991"/>
+    <w:multiLevelType w:val="multilevel"/>
+    <w:lvl w:ilvl="0">
+      <w:numFmt w:val="bullet"/>
+      <w:lvlText w:val="•"/>
+      <w:lvlJc w:val="left"/>
+      <w:pPr>
+        <w:ind w:left="720" w:hanging="480"/>
+      </w:pPr>
+    </w:lvl>
+    <w:lvl w:ilvl="1">
+      <w:numFmt w:val="bullet"/>
+      <w:lvlText w:val="–"/>
+      <w:lvlJc w:val="left"/>
+      <w:pPr>
+        <w:ind w:left="1440" w:hanging="480"/>
+      </w:pPr>
+    </w:lvl>
+    <w:lvl w:ilvl="2">
+      <w:numFmt w:val="bullet"/>
+      <w:lvlText w:val="•"/>
+      <w:lvlJc w:val="left"/>
+      <w:pPr>
+        <w:ind w:left="2160" w:hanging="480"/>
+      </w:pPr>
+    </w:lvl>
+    <w:lvl w:ilvl="3">
+      <w:numFmt w:val="bullet"/>
+      <w:lvlText w:val="–"/>
+      <w:lvlJc w:val="left"/>
+      <w:pPr>
+        <w:ind w:left="2880" w:hanging="480"/>
+      </w:pPr>
+    </w:lvl>
+    <w:lvl w:ilvl="4">
+      <w:numFmt w:val="bullet"/>
+      <w:lvlText w:val="•"/>
+      <w:lvlJc w:val="left"/>
+      <w:pPr>
+        <w:ind w:left="3600" w:hanging="480"/>
+      </w:pPr>
+    </w:lvl>
+    <w:lvl w:ilvl="5">
+      <w:numFmt w:val="bullet"/>
+      <w:lvlText w:val="–"/>
+      <w:lvlJc w:val="left"/>
+      <w:pPr>
+        <w:ind w:left="4320" w:hanging="480"/>
+      </w:pPr>
+    </w:lvl>
+    <w:lvl w:ilvl="6">
+      <w:numFmt w:val="bullet"/>
+      <w:lvlText w:val="•"/>
+      <w:lvlJc w:val="left"/>
+      <w:pPr>
+        <w:ind w:left="5040" w:hanging="480"/>
+      </w:pPr>
+    </w:lvl>
+    <w:lvl w:ilvl="7">
+      <w:numFmt w:val="bullet"/>
+      <w:lvlText w:val="–"/>
+      <w:lvlJc w:val="left"/>
+      <w:pPr>
+        <w:ind w:left="5760" w:hanging="480"/>
+      </w:pPr>
+    </w:lvl>
+    <w:lvl w:ilvl="8">
+      <w:numFmt w:val="bullet"/>
+      <w:lvlText w:val="•"/>
+      <w:lvlJc w:val="left"/>
+      <w:pPr>
+        <w:ind w:left="6480" w:hanging="480"/>
+      </w:pPr>
+    </w:lvl>
+  </w:abstractNum>
   <w:num w:numId="1000">
     <w:abstractNumId w:val="990"/>
+  </w:num>
+  <w:num w:numId="1001">
+    <w:abstractNumId w:val="991"/>
   </w:num>
 </w:numbering>
 </file>

--- a/docs/master/doc/08_REVIEW_CHECKLIST_OPEN_DECISIONS.docx
+++ b/docs/master/doc/08_REVIEW_CHECKLIST_OPEN_DECISIONS.docx
@@ -504,6 +504,73 @@
           </w:p>
         </w:tc>
       </w:tr>
+      <w:tr>
+        <w:tc>
+          <w:tcPr/>
+          <w:p>
+            <w:pPr>
+              <w:pStyle w:val="Compact"/>
+              <w:jc w:val="left"/>
+            </w:pPr>
+            <w:r>
+              <w:t xml:space="preserve">A6</w:t>
+            </w:r>
+          </w:p>
+        </w:tc>
+        <w:tc>
+          <w:tcPr/>
+          <w:p>
+            <w:pPr>
+              <w:pStyle w:val="Compact"/>
+              <w:jc w:val="left"/>
+            </w:pPr>
+            <w:r>
+              <w:t xml:space="preserve">Train &amp; Re-verify 가격·GPU 원가</w:t>
+            </w:r>
+          </w:p>
+        </w:tc>
+        <w:tc>
+          <w:tcPr/>
+          <w:p>
+            <w:pPr>
+              <w:pStyle w:val="Compact"/>
+              <w:jc w:val="left"/>
+            </w:pPr>
+            <w:r>
+              <w:t xml:space="preserve">미정 — 유료 Case로 원가 실측 후 확정(1단계는 RAG/Prompt만 판매)</w:t>
+            </w:r>
+          </w:p>
+        </w:tc>
+        <w:tc>
+          <w:tcPr/>
+          <w:p>
+            <w:pPr>
+              <w:pStyle w:val="Compact"/>
+              <w:jc w:val="left"/>
+            </w:pPr>
+            <w:hyperlink r:id="rId22">
+              <w:r>
+                <w:rPr>
+                  <w:rStyle w:val="Hyperlink"/>
+                </w:rPr>
+                <w:t xml:space="preserve">01 §11-2</w:t>
+              </w:r>
+            </w:hyperlink>
+          </w:p>
+        </w:tc>
+        <w:tc>
+          <w:tcPr/>
+          <w:p>
+            <w:pPr>
+              <w:pStyle w:val="Compact"/>
+              <w:jc w:val="left"/>
+            </w:pPr>
+            <w:r>
+              <w:t xml:space="preserve">OPEN</w:t>
+            </w:r>
+          </w:p>
+        </w:tc>
+      </w:tr>
     </w:tbl>
     <w:bookmarkEnd w:id="25"/>
     <w:bookmarkStart w:id="28" w:name="b.-법무-확인-필요"/>
@@ -943,6 +1010,82 @@
           </w:p>
         </w:tc>
       </w:tr>
+      <w:tr>
+        <w:tc>
+          <w:tcPr/>
+          <w:p>
+            <w:pPr>
+              <w:pStyle w:val="Compact"/>
+              <w:jc w:val="left"/>
+            </w:pPr>
+            <w:r>
+              <w:t xml:space="preserve">B6</w:t>
+            </w:r>
+          </w:p>
+        </w:tc>
+        <w:tc>
+          <w:tcPr/>
+          <w:p>
+            <w:pPr>
+              <w:pStyle w:val="Compact"/>
+              <w:jc w:val="left"/>
+            </w:pPr>
+            <w:r>
+              <w:t xml:space="preserve">학습 데이터 사용 동의·라이선스</w:t>
+            </w:r>
+          </w:p>
+        </w:tc>
+        <w:tc>
+          <w:tcPr/>
+          <w:p>
+            <w:pPr>
+              <w:pStyle w:val="Compact"/>
+              <w:jc w:val="left"/>
+            </w:pPr>
+            <w:r>
+              <w:t xml:space="preserve">“</w:t>
+            </w:r>
+            <w:r>
+              <w:t xml:space="preserve">고객 동의 확인 없는 학습 금지</w:t>
+            </w:r>
+            <w:r>
+              <w:t xml:space="preserve">”</w:t>
+            </w:r>
+            <w:r>
+              <w:t xml:space="preserve">만 원칙으로 기술, 실제 동의서 양식·데이터 소유권 조항 미작성</w:t>
+            </w:r>
+          </w:p>
+        </w:tc>
+        <w:tc>
+          <w:tcPr/>
+          <w:p>
+            <w:pPr>
+              <w:pStyle w:val="Compact"/>
+              <w:jc w:val="left"/>
+            </w:pPr>
+            <w:hyperlink r:id="rId26">
+              <w:r>
+                <w:rPr>
+                  <w:rStyle w:val="Hyperlink"/>
+                </w:rPr>
+                <w:t xml:space="preserve">02 §7-2 OTraining</w:t>
+              </w:r>
+            </w:hyperlink>
+          </w:p>
+        </w:tc>
+        <w:tc>
+          <w:tcPr/>
+          <w:p>
+            <w:pPr>
+              <w:pStyle w:val="Compact"/>
+              <w:jc w:val="left"/>
+            </w:pPr>
+            <w:r>
+              <w:t xml:space="preserve">OPEN</w:t>
+            </w:r>
+          </w:p>
+        </w:tc>
+      </w:tr>
     </w:tbl>
     <w:bookmarkEnd w:id="28"/>
     <w:bookmarkStart w:id="30" w:name="c.-엔지니어링-확인-필요-실현-가능성"/>
@@ -4385,13 +4528,13 @@
       </w:r>
     </w:p>
     <w:bookmarkEnd w:id="35"/>
-    <w:bookmarkStart w:id="36" w:name="X622e963076cb04efb1e8ad8a7aef5e1ac3f7340"/>
+    <w:bookmarkStart w:id="36" w:name="X13b96b4e6ca31a018296b52c2f4a507b48fc4a6"/>
     <w:p>
       <w:pPr>
         <w:pStyle w:val="Heading3"/>
       </w:pPr>
       <w:r>
-        <w:t xml:space="preserve">G29 — 미흡수 대형 항목: Target AI Auto-Learning (결정 필요, 최우선)</w:t>
+        <w:t xml:space="preserve">G29 — Target AI Auto-Learning (2026-08-08 흡수 완료)</w:t>
       </w:r>
     </w:p>
     <w:p>
@@ -4562,10 +4705,10 @@
           <w:bCs/>
           <w:b/>
         </w:rPr>
-        <w:t xml:space="preserve">결정 필요</w:t>
-      </w:r>
-      <w:r>
-        <w:t xml:space="preserve">: 이 사업 축을</w:t>
+        <w:t xml:space="preserve">결정 완료(2026-08-08)</w:t>
+      </w:r>
+      <w:r>
+        <w:t xml:space="preserve">: 사용자가 Target AI Auto-Learning을 정식 채택으로 확정.</w:t>
       </w:r>
       <w:r>
         <w:t xml:space="preserve"> </w:t>
@@ -4577,16 +4720,147 @@
         <w:t xml:space="preserve">docs/master</w:t>
       </w:r>
       <w:r>
-        <w:t xml:space="preserve">에 정식 흡수할지, 별도 트랙(</w:t>
+        <w:t xml:space="preserve"> </w:t>
+      </w:r>
+      <w:r>
+        <w:t xml:space="preserve">00·01·02·03·04·05·06 전체에 OTraining 프로그램으로 흡수했다.</w:t>
+      </w:r>
+    </w:p>
+    <w:p>
+      <w:pPr>
+        <w:numPr>
+          <w:ilvl w:val="0"/>
+          <w:numId w:val="1002"/>
+        </w:numPr>
+        <w:pStyle w:val="Compact"/>
+      </w:pPr>
+      <w:r>
+        <w:t xml:space="preserve">00: Program Understanding Learning과 Target AI Auto-Learning 구분, 확장 파이프라인(Diagnose/Decide/Deploy/Observe/Re-learn), OMemory 재귀학습과 OTraining이</w:t>
+      </w:r>
+      <w:r>
+        <w:t xml:space="preserve"> </w:t>
+      </w:r>
+      <w:r>
+        <w:t xml:space="preserve">“</w:t>
+      </w:r>
+      <w:r>
+        <w:t xml:space="preserve">검증된 근거→독립 재검증→승격</w:t>
+      </w:r>
+      <w:r>
+        <w:t xml:space="preserve">”</w:t>
+      </w:r>
+      <w:r>
+        <w:t xml:space="preserve">이라는 같은 원칙의 두 적용 사례임을 명시(사용자가</w:t>
+      </w:r>
+      <w:r>
+        <w:t xml:space="preserve"> </w:t>
+      </w:r>
+      <w:r>
+        <w:t xml:space="preserve">“</w:t>
+      </w:r>
+      <w:r>
+        <w:t xml:space="preserve">자기 자신의 검증과 학습을 위한 재귀학습이 가능해야 한다</w:t>
+      </w:r>
+      <w:r>
+        <w:t xml:space="preserve">”</w:t>
+      </w:r>
+      <w:r>
+        <w:t xml:space="preserve">고 별도로 요구한 사항 반영)</w:t>
+      </w:r>
+    </w:p>
+    <w:p>
+      <w:pPr>
+        <w:numPr>
+          <w:ilvl w:val="0"/>
+          <w:numId w:val="1002"/>
+        </w:numPr>
+        <w:pStyle w:val="Compact"/>
+      </w:pPr>
+      <w:r>
+        <w:t xml:space="preserve">02: §7-2 OTraining 신설(책임/기능/산출물/수용기준/금지)</w:t>
+      </w:r>
+    </w:p>
+    <w:p>
+      <w:pPr>
+        <w:numPr>
+          <w:ilvl w:val="0"/>
+          <w:numId w:val="1002"/>
+        </w:numPr>
+        <w:pStyle w:val="Compact"/>
+      </w:pPr>
+      <w:r>
+        <w:t xml:space="preserve">01: 고객문제·Train &amp; Re-verify 상품·§11-2 단계적 검증(1. RAG/Prompt → 2. AI 코드 안정화 → 3. Agent → 4. Model Fine-tuning 순, GPU 비용이 큰 4단계는 유료 Case로 원가 실측 후 확대)</w:t>
+      </w:r>
+    </w:p>
+    <w:p>
+      <w:pPr>
+        <w:numPr>
+          <w:ilvl w:val="0"/>
+          <w:numId w:val="1002"/>
+        </w:numPr>
+        <w:pStyle w:val="Compact"/>
+      </w:pPr>
+      <w:r>
+        <w:t xml:space="preserve">04: TrainingRequest/Run·ModelVersion류 엔티티·상태모델·API·Event 전부 DESIGN_ONLY로 추가(대응 계약 없음, G7·G13과 같은 처리)</w:t>
+      </w:r>
+    </w:p>
+    <w:p>
+      <w:pPr>
+        <w:numPr>
+          <w:ilvl w:val="0"/>
+          <w:numId w:val="1002"/>
+        </w:numPr>
+        <w:pStyle w:val="Compact"/>
+      </w:pPr>
+      <w:r>
+        <w:t xml:space="preserve">03: Training Review 규칙(데이터 오염, 평가셋 재사용 금지, 자기참조 승인 금지)</w:t>
+      </w:r>
+    </w:p>
+    <w:p>
+      <w:pPr>
+        <w:numPr>
+          <w:ilvl w:val="0"/>
+          <w:numId w:val="1002"/>
+        </w:numPr>
+        <w:pStyle w:val="Compact"/>
+      </w:pPr>
+      <w:r>
+        <w:t xml:space="preserve">05: VS Code Training 화면, Improve/Train 선택(Decide), Model Deployment를 고위험 별도승인에 추가</w:t>
+      </w:r>
+    </w:p>
+    <w:p>
+      <w:pPr>
+        <w:numPr>
+          <w:ilvl w:val="0"/>
+          <w:numId w:val="1002"/>
+        </w:numPr>
+        <w:pStyle w:val="Compact"/>
+      </w:pPr>
+      <w:r>
+        <w:t xml:space="preserve">06: EPIC-09, OTraining Fixture</w:t>
+      </w:r>
+    </w:p>
+    <w:p>
+      <w:pPr>
+        <w:pStyle w:val="FirstParagraph"/>
+      </w:pPr>
+      <w:r>
+        <w:t xml:space="preserve">이 흡수로 새로 생긴 항목도 전부 계약 없는 DESIGN_ONLY다 — G7/G13과 마찬가지로 구현 전</w:t>
+      </w:r>
+      <w:r>
+        <w:t xml:space="preserve"> </w:t>
       </w:r>
       <w:r>
         <w:rPr>
           <w:rStyle w:val="VerbatimChar"/>
         </w:rPr>
-        <w:t xml:space="preserve">docs/v2</w:t>
-      </w:r>
-      <w:r>
-        <w:t xml:space="preserve">)으로 유지할지, 아니면 아직 시기상조로 보류할지 — 흡수하면 00의 파이프라인·02의 프로그램 구성·04의 데이터모델·01의 상품구조 전반에 영향을 주는 큰 변경이라 이번 세션에서 임의로 병합하지 않았다.</w:t>
+        <w:t xml:space="preserve">contracts/*.schema.json</w:t>
+      </w:r>
+      <w:r>
+        <w:t xml:space="preserve"> </w:t>
+      </w:r>
+      <w:r>
+        <w:t xml:space="preserve">제정이 선행되어야 한다.</w:t>
       </w:r>
     </w:p>
     <w:bookmarkEnd w:id="36"/>
@@ -5056,6 +5330,9 @@
     <w:abstractNumId w:val="990"/>
   </w:num>
   <w:num w:numId="1001">
+    <w:abstractNumId w:val="991"/>
+  </w:num>
+  <w:num w:numId="1002">
     <w:abstractNumId w:val="991"/>
   </w:num>
 </w:numbering>

--- a/docs/master/doc/08_REVIEW_CHECKLIST_OPEN_DECISIONS.docx
+++ b/docs/master/doc/08_REVIEW_CHECKLIST_OPEN_DECISIONS.docx
@@ -10,7 +10,7 @@
         <w:t xml:space="preserve">08_REVIEW_CHECKLIST_OPEN_DECISIONS</w:t>
       </w:r>
     </w:p>
-    <w:bookmarkStart w:id="39" w:name="검토용-체크리스트-확정-필요-항목"/>
+    <w:bookmarkStart w:id="40" w:name="검토용-체크리스트-확정-필요-항목"/>
     <w:p>
       <w:pPr>
         <w:pStyle w:val="Heading1"/>
@@ -2217,7 +2217,7 @@
       </w:tr>
     </w:tbl>
     <w:bookmarkEnd w:id="32"/>
-    <w:bookmarkStart w:id="37" w:name="g.-계약-정합성-엔지니어링-신규-2026-08-07-발견"/>
+    <w:bookmarkStart w:id="38" w:name="g.-계약-정합성-엔지니어링-신규-2026-08-07-발견"/>
     <w:p>
       <w:pPr>
         <w:pStyle w:val="Heading2"/>
@@ -4864,8 +4864,216 @@
       </w:r>
     </w:p>
     <w:bookmarkEnd w:id="36"/>
+    <w:bookmarkStart w:id="37" w:name="Xf07b86932eab0ea3b5add3597a93a7151605557"/>
+    <w:p>
+      <w:pPr>
+        <w:pStyle w:val="Heading3"/>
+      </w:pPr>
+      <w:r>
+        <w:t xml:space="preserve">G30 — OMemory 재귀학습의 실제 계약 발견, OTraining 출시 하드 게이트 확정 (2026-08-08)</w:t>
+      </w:r>
+    </w:p>
+    <w:p>
+      <w:pPr>
+        <w:pStyle w:val="FirstParagraph"/>
+      </w:pPr>
+      <w:r>
+        <w:rPr>
+          <w:rStyle w:val="VerbatimChar"/>
+        </w:rPr>
+        <w:t xml:space="preserve">contracts/learning-to-application-pipeline.v1.json</w:t>
+      </w:r>
+      <w:r>
+        <w:t xml:space="preserve">과</w:t>
+      </w:r>
+      <w:r>
+        <w:t xml:space="preserve"> </w:t>
+      </w:r>
+      <w:r>
+        <w:rPr>
+          <w:rStyle w:val="VerbatimChar"/>
+        </w:rPr>
+        <w:t xml:space="preserve">contracts/learning-validation-engine.v1.json</w:t>
+      </w:r>
+      <w:r>
+        <w:t xml:space="preserve">을 확인했다. 이 설계서가 구상한 OMemory 재귀학습(MissedFinding 루프)의</w:t>
+      </w:r>
+      <w:r>
+        <w:t xml:space="preserve"> </w:t>
+      </w:r>
+      <w:r>
+        <w:rPr>
+          <w:bCs/>
+          <w:b/>
+        </w:rPr>
+        <w:t xml:space="preserve">실제, 훨씬 정교한 버전이 이미 계약으로 존재</w:t>
+      </w:r>
+      <w:r>
+        <w:t xml:space="preserve">했다.</w:t>
+      </w:r>
+    </w:p>
+    <w:p>
+      <w:pPr>
+        <w:numPr>
+          <w:ilvl w:val="0"/>
+          <w:numId w:val="1003"/>
+        </w:numPr>
+        <w:pStyle w:val="Compact"/>
+      </w:pPr>
+      <w:r>
+        <w:t xml:space="preserve">실제 파이프라인은</w:t>
+      </w:r>
+      <w:r>
+        <w:t xml:space="preserve"> </w:t>
+      </w:r>
+      <w:r>
+        <w:rPr>
+          <w:rStyle w:val="VerbatimChar"/>
+        </w:rPr>
+        <w:t xml:space="preserve">LEARNING_CANDIDATE→VALIDATION_REQUESTED→VALIDATION_RUNNING→VALIDATION_PASSED/FAILED→PROMOTION_REVIEW→PROMOTION_APPROVED→SHADOW_APPLIED→CANARY_APPLIED→STABLE_APPLIED→APPLIED_LOCKED</w:t>
+      </w:r>
+      <w:r>
+        <w:t xml:space="preserve">로, 이 설계서의 5단계보다 세분화되어 있고 SHADOW/CANARY 점진배포가 있다. 02·04를 계약 기준으로 교체했다(G30 조치).</w:t>
+      </w:r>
+    </w:p>
+    <w:p>
+      <w:pPr>
+        <w:numPr>
+          <w:ilvl w:val="0"/>
+          <w:numId w:val="1003"/>
+        </w:numPr>
+        <w:pStyle w:val="Compact"/>
+      </w:pPr>
+      <w:r>
+        <w:rPr>
+          <w:bCs/>
+          <w:b/>
+        </w:rPr>
+        <w:t xml:space="preserve">가장 중요한 발견</w:t>
+      </w:r>
+      <w:r>
+        <w:t xml:space="preserve">: 학습결과 적용은 3등급(VALIDATION_PACK_APPLY 허용 / ONSURE_RUNTIME_CODE_APPLY 제한허용 /</w:t>
+      </w:r>
+      <w:r>
+        <w:t xml:space="preserve"> </w:t>
+      </w:r>
+      <w:r>
+        <w:rPr>
+          <w:bCs/>
+          <w:b/>
+        </w:rPr>
+        <w:t xml:space="preserve">TARGET_PRODUCT_APPLY 불허</w:t>
+      </w:r>
+      <w:r>
+        <w:t xml:space="preserve">)으로 나뉘고, TARGET_PRODUCT_APPLY(=OTraining이 하는 일 그 자체)는</w:t>
+      </w:r>
+      <w:r>
+        <w:t xml:space="preserve"> </w:t>
+      </w:r>
+      <w:r>
+        <w:t xml:space="preserve">“</w:t>
+      </w:r>
+      <w:r>
+        <w:t xml:space="preserve">ONSure Core가 자신의 승격 경로를 먼저 증명해야 함</w:t>
+      </w:r>
+      <w:r>
+        <w:t xml:space="preserve">”</w:t>
+      </w:r>
+      <w:r>
+        <w:t xml:space="preserve">을 이유로</w:t>
+      </w:r>
+      <w:r>
+        <w:t xml:space="preserve"> </w:t>
+      </w:r>
+      <w:r>
+        <w:rPr>
+          <w:bCs/>
+          <w:b/>
+        </w:rPr>
+        <w:t xml:space="preserve">현재 계약상 금지</w:t>
+      </w:r>
+      <w:r>
+        <w:t xml:space="preserve">되어 있다.</w:t>
+      </w:r>
+    </w:p>
+    <w:p>
+      <w:pPr>
+        <w:numPr>
+          <w:ilvl w:val="0"/>
+          <w:numId w:val="1003"/>
+        </w:numPr>
+        <w:pStyle w:val="Compact"/>
+      </w:pPr>
+      <w:r>
+        <w:t xml:space="preserve">이는 사용자가</w:t>
+      </w:r>
+      <w:r>
+        <w:t xml:space="preserve"> </w:t>
+      </w:r>
+      <w:r>
+        <w:t xml:space="preserve">“</w:t>
+      </w:r>
+      <w:r>
+        <w:t xml:space="preserve">자기 자신의 검증과 학습을 위한 재귀학습이 가능해야 한다</w:t>
+      </w:r>
+      <w:r>
+        <w:t xml:space="preserve">”</w:t>
+      </w:r>
+      <w:r>
+        <w:t xml:space="preserve">고 요구한 것과 정확히 같은 방향이며, 이미 실제 계약이 순서를 강제하고 있었다:</w:t>
+      </w:r>
+      <w:r>
+        <w:t xml:space="preserve"> </w:t>
+      </w:r>
+      <w:r>
+        <w:rPr>
+          <w:bCs/>
+          <w:b/>
+        </w:rPr>
+        <w:t xml:space="preserve">OMemory가 자기 자신의 학습결과를 최소 1건 APPLIED_LOCKED까지 승격시키기 전까지 OTraining은 출시 대상이 아니다.</w:t>
+      </w:r>
+      <w:r>
+        <w:t xml:space="preserve"> </w:t>
+      </w:r>
+      <w:r>
+        <w:t xml:space="preserve">00·02에 이 하드 게이트를 명시했다.</w:t>
+      </w:r>
+    </w:p>
+    <w:p>
+      <w:pPr>
+        <w:numPr>
+          <w:ilvl w:val="0"/>
+          <w:numId w:val="1003"/>
+        </w:numPr>
+        <w:pStyle w:val="Compact"/>
+      </w:pPr>
+      <w:r>
+        <w:t xml:space="preserve">4개 엔진(Learning/Validator/Executor/Governance) 역할 분리와</w:t>
+      </w:r>
+      <w:r>
+        <w:t xml:space="preserve"> </w:t>
+      </w:r>
+      <w:r>
+        <w:rPr>
+          <w:rStyle w:val="VerbatimChar"/>
+        </w:rPr>
+        <w:t xml:space="preserve">hard_invariants</w:t>
+      </w:r>
+      <w:r>
+        <w:t xml:space="preserve">(LEARNING_ENGINE_CANNOT_PASS_VALIDATE_OR_PROMOTE 등)를 02에 반영했다.</w:t>
+      </w:r>
+    </w:p>
+    <w:p>
+      <w:pPr>
+        <w:pStyle w:val="FirstParagraph"/>
+      </w:pPr>
+      <w:r>
+        <w:t xml:space="preserve">06 §11 우선 구현 순서에 이 의존성을 반영했다(11번 OMemory가 APPLIED_LOCKED 1건을 실제로 달성하기 전까지 12번 OTraining 착수 금지).</w:t>
+      </w:r>
+    </w:p>
     <w:bookmarkEnd w:id="37"/>
-    <w:bookmarkStart w:id="38" w:name="f.-문서-거버넌스-참고-결정-아님"/>
+    <w:bookmarkEnd w:id="38"/>
+    <w:bookmarkStart w:id="39" w:name="f.-문서-거버넌스-참고-결정-아님"/>
     <w:p>
       <w:pPr>
         <w:pStyle w:val="Heading2"/>
@@ -5142,8 +5350,8 @@
         </w:tc>
       </w:tr>
     </w:tbl>
-    <w:bookmarkEnd w:id="38"/>
     <w:bookmarkEnd w:id="39"/>
+    <w:bookmarkEnd w:id="40"/>
     <w:sectPr/>
   </w:body>
 </w:document>
@@ -5333,6 +5541,9 @@
     <w:abstractNumId w:val="991"/>
   </w:num>
   <w:num w:numId="1002">
+    <w:abstractNumId w:val="991"/>
+  </w:num>
+  <w:num w:numId="1003">
     <w:abstractNumId w:val="991"/>
   </w:num>
 </w:numbering>
